--- a/00-首页/题组Word/初赛模拟卷/真题版式/初赛模拟卷X（非有机·学生版·真题版式）.docx
+++ b/00-首页/题组Word/初赛模拟卷/真题版式/初赛模拟卷X（非有机·学生版·真题版式）.docx
@@ -2564,7 +2564,7 @@
       <w:r>
         <w:drawing>
           <wp:inline>
-            <wp:extent cx="3240000" cy="2946521"/>
+            <wp:extent cx="2015999" cy="1833391"/>
             <wp:effectExtent b="0" l="0" r="0" t="0"/>
             <wp:docPr descr="" title="" id="21" name="Picture"/>
             <a:graphic>
@@ -2585,7 +2585,7 @@
                   <pic:spPr bwMode="auto">
                     <a:xfrm>
                       <a:off x="0" y="0"/>
-                      <a:ext cx="3240000" cy="2946521"/>
+                      <a:ext cx="2015999" cy="1833391"/>
                     </a:xfrm>
                     <a:prstGeom prst="rect">
                       <a:avLst/>
@@ -3207,7 +3207,7 @@
       <w:r>
         <w:drawing>
           <wp:inline>
-            <wp:extent cx="3600000" cy="777358"/>
+            <wp:extent cx="2520000" cy="544150"/>
             <wp:effectExtent b="0" l="0" r="0" t="0"/>
             <wp:docPr descr="" title="" id="24" name="Picture"/>
             <a:graphic>
@@ -3228,7 +3228,7 @@
                   <pic:spPr bwMode="auto">
                     <a:xfrm>
                       <a:off x="0" y="0"/>
-                      <a:ext cx="3600000" cy="777358"/>
+                      <a:ext cx="2520000" cy="544150"/>
                     </a:xfrm>
                     <a:prstGeom prst="rect">
                       <a:avLst/>
@@ -8204,7 +8204,7 @@
       <w:r>
         <w:drawing>
           <wp:inline>
-            <wp:extent cx="3240000" cy="2720610"/>
+            <wp:extent cx="2015999" cy="1692824"/>
             <wp:effectExtent b="0" l="0" r="0" t="0"/>
             <wp:docPr descr="" title="" id="31" name="Picture"/>
             <a:graphic>
@@ -8225,7 +8225,7 @@
                   <pic:spPr bwMode="auto">
                     <a:xfrm>
                       <a:off x="0" y="0"/>
-                      <a:ext cx="3240000" cy="2720610"/>
+                      <a:ext cx="2015999" cy="1692824"/>
                     </a:xfrm>
                     <a:prstGeom prst="rect">
                       <a:avLst/>
@@ -12769,7 +12769,7 @@
             <w:r>
               <w:drawing>
                 <wp:inline>
-                  <wp:extent cx="2406600" cy="2296526"/>
+                  <wp:extent cx="1735371" cy="1655998"/>
                   <wp:effectExtent b="0" l="0" r="0" t="0"/>
                   <wp:docPr descr="" title="" id="43" name="Picture"/>
                   <a:graphic>
@@ -12790,7 +12790,7 @@
                         <pic:spPr bwMode="auto">
                           <a:xfrm>
                             <a:off x="0" y="0"/>
-                            <a:ext cx="2406600" cy="2296526"/>
+                            <a:ext cx="1735371" cy="1655998"/>
                           </a:xfrm>
                           <a:prstGeom prst="rect">
                             <a:avLst/>
@@ -12823,7 +12823,7 @@
             <w:r>
               <w:drawing>
                 <wp:inline>
-                  <wp:extent cx="2406600" cy="3741118"/>
+                  <wp:extent cx="1065276" cy="1655999"/>
                   <wp:effectExtent b="0" l="0" r="0" t="0"/>
                   <wp:docPr descr="" title="" id="46" name="Picture"/>
                   <a:graphic>
@@ -12844,7 +12844,7 @@
                         <pic:spPr bwMode="auto">
                           <a:xfrm>
                             <a:off x="0" y="0"/>
-                            <a:ext cx="2406600" cy="3741118"/>
+                            <a:ext cx="1065276" cy="1655999"/>
                           </a:xfrm>
                           <a:prstGeom prst="rect">
                             <a:avLst/>
@@ -13486,7 +13486,7 @@
       <w:r>
         <w:drawing>
           <wp:inline>
-            <wp:extent cx="3240000" cy="2948982"/>
+            <wp:extent cx="2015999" cy="1834922"/>
             <wp:effectExtent b="0" l="0" r="0" t="0"/>
             <wp:docPr descr="" title="" id="49" name="Picture"/>
             <a:graphic>
@@ -13507,7 +13507,7 @@
                   <pic:spPr bwMode="auto">
                     <a:xfrm>
                       <a:off x="0" y="0"/>
-                      <a:ext cx="3240000" cy="2948982"/>
+                      <a:ext cx="2015999" cy="1834922"/>
                     </a:xfrm>
                     <a:prstGeom prst="rect">
                       <a:avLst/>
@@ -14027,7 +14027,7 @@
       <w:r>
         <w:drawing>
           <wp:inline>
-            <wp:extent cx="3600000" cy="1868884"/>
+            <wp:extent cx="2520000" cy="1308219"/>
             <wp:effectExtent b="0" l="0" r="0" t="0"/>
             <wp:docPr descr="" title="" id="52" name="Picture"/>
             <a:graphic>
@@ -14048,7 +14048,7 @@
                   <pic:spPr bwMode="auto">
                     <a:xfrm>
                       <a:off x="0" y="0"/>
-                      <a:ext cx="3600000" cy="1868884"/>
+                      <a:ext cx="2520000" cy="1308219"/>
                     </a:xfrm>
                     <a:prstGeom prst="rect">
                       <a:avLst/>
@@ -15767,7 +15767,7 @@
       <w:r>
         <w:drawing>
           <wp:inline>
-            <wp:extent cx="3600000" cy="2753152"/>
+            <wp:extent cx="2447811" cy="1872000"/>
             <wp:effectExtent b="0" l="0" r="0" t="0"/>
             <wp:docPr descr="" title="" id="55" name="Picture"/>
             <a:graphic>
@@ -15788,7 +15788,7 @@
                   <pic:spPr bwMode="auto">
                     <a:xfrm>
                       <a:off x="0" y="0"/>
-                      <a:ext cx="3600000" cy="2753152"/>
+                      <a:ext cx="2447811" cy="1872000"/>
                     </a:xfrm>
                     <a:prstGeom prst="rect">
                       <a:avLst/>
@@ -15840,7 +15840,7 @@
       <w:r>
         <w:drawing>
           <wp:inline>
-            <wp:extent cx="3600000" cy="1915650"/>
+            <wp:extent cx="2520000" cy="1340955"/>
             <wp:effectExtent b="0" l="0" r="0" t="0"/>
             <wp:docPr descr="" title="" id="58" name="Picture"/>
             <a:graphic>
@@ -15861,7 +15861,7 @@
                   <pic:spPr bwMode="auto">
                     <a:xfrm>
                       <a:off x="0" y="0"/>
-                      <a:ext cx="3600000" cy="1915650"/>
+                      <a:ext cx="2520000" cy="1340955"/>
                     </a:xfrm>
                     <a:prstGeom prst="rect">
                       <a:avLst/>
@@ -23847,7 +23847,7 @@
       <w:r>
         <w:drawing>
           <wp:inline>
-            <wp:extent cx="3600000" cy="1549640"/>
+            <wp:extent cx="2520000" cy="1084748"/>
             <wp:effectExtent b="0" l="0" r="0" t="0"/>
             <wp:docPr descr="" title="" id="63" name="Picture"/>
             <a:graphic>
@@ -23868,7 +23868,7 @@
                   <pic:spPr bwMode="auto">
                     <a:xfrm>
                       <a:off x="0" y="0"/>
-                      <a:ext cx="3600000" cy="1549640"/>
+                      <a:ext cx="2520000" cy="1084748"/>
                     </a:xfrm>
                     <a:prstGeom prst="rect">
                       <a:avLst/>
@@ -26049,7 +26049,7 @@
       <w:r>
         <w:drawing>
           <wp:inline>
-            <wp:extent cx="2520000" cy="4184372"/>
+            <wp:extent cx="1430924" cy="2375999"/>
             <wp:effectExtent b="0" l="0" r="0" t="0"/>
             <wp:docPr descr="" title="" id="67" name="Picture"/>
             <a:graphic>
@@ -26070,7 +26070,7 @@
                   <pic:spPr bwMode="auto">
                     <a:xfrm>
                       <a:off x="0" y="0"/>
-                      <a:ext cx="2520000" cy="4184372"/>
+                      <a:ext cx="1430924" cy="2375999"/>
                     </a:xfrm>
                     <a:prstGeom prst="rect">
                       <a:avLst/>
@@ -26192,7 +26192,7 @@
       <w:r>
         <w:drawing>
           <wp:inline>
-            <wp:extent cx="3600000" cy="1065420"/>
+            <wp:extent cx="2520000" cy="745794"/>
             <wp:effectExtent b="0" l="0" r="0" t="0"/>
             <wp:docPr descr="" title="" id="70" name="Picture"/>
             <a:graphic>
@@ -26213,7 +26213,7 @@
                   <pic:spPr bwMode="auto">
                     <a:xfrm>
                       <a:off x="0" y="0"/>
-                      <a:ext cx="3600000" cy="1065420"/>
+                      <a:ext cx="2520000" cy="745794"/>
                     </a:xfrm>
                     <a:prstGeom prst="rect">
                       <a:avLst/>
@@ -26806,7 +26806,7 @@
       <w:r>
         <w:drawing>
           <wp:inline>
-            <wp:extent cx="3600000" cy="2147727"/>
+            <wp:extent cx="2520000" cy="1503409"/>
             <wp:effectExtent b="0" l="0" r="0" t="0"/>
             <wp:docPr descr="" title="" id="74" name="Picture"/>
             <a:graphic>
@@ -26827,7 +26827,7 @@
                   <pic:spPr bwMode="auto">
                     <a:xfrm>
                       <a:off x="0" y="0"/>
-                      <a:ext cx="3600000" cy="2147727"/>
+                      <a:ext cx="2520000" cy="1503409"/>
                     </a:xfrm>
                     <a:prstGeom prst="rect">
                       <a:avLst/>
@@ -26933,7 +26933,7 @@
       <w:r>
         <w:drawing>
           <wp:inline>
-            <wp:extent cx="3240000" cy="3307853"/>
+            <wp:extent cx="1974646" cy="2015999"/>
             <wp:effectExtent b="0" l="0" r="0" t="0"/>
             <wp:docPr descr="" title="" id="77" name="Picture"/>
             <a:graphic>
@@ -26954,7 +26954,7 @@
                   <pic:spPr bwMode="auto">
                     <a:xfrm>
                       <a:off x="0" y="0"/>
-                      <a:ext cx="3240000" cy="3307853"/>
+                      <a:ext cx="1974646" cy="2015999"/>
                     </a:xfrm>
                     <a:prstGeom prst="rect">
                       <a:avLst/>
@@ -30564,7 +30564,7 @@
       <w:r>
         <w:drawing>
           <wp:inline>
-            <wp:extent cx="3600000" cy="2644111"/>
+            <wp:extent cx="2520000" cy="1850877"/>
             <wp:effectExtent b="0" l="0" r="0" t="0"/>
             <wp:docPr descr="" title="" id="84" name="Picture"/>
             <a:graphic>
@@ -30585,7 +30585,7 @@
                   <pic:spPr bwMode="auto">
                     <a:xfrm>
                       <a:off x="0" y="0"/>
-                      <a:ext cx="3600000" cy="2644111"/>
+                      <a:ext cx="2520000" cy="1850877"/>
                     </a:xfrm>
                     <a:prstGeom prst="rect">
                       <a:avLst/>
@@ -33592,7 +33592,7 @@
       <w:r>
         <w:drawing>
           <wp:inline>
-            <wp:extent cx="3240000" cy="2725411"/>
+            <wp:extent cx="2015999" cy="1695811"/>
             <wp:effectExtent b="0" l="0" r="0" t="0"/>
             <wp:docPr descr="" title="" id="87" name="Picture"/>
             <a:graphic>
@@ -33613,7 +33613,7 @@
                   <pic:spPr bwMode="auto">
                     <a:xfrm>
                       <a:off x="0" y="0"/>
-                      <a:ext cx="3240000" cy="2725411"/>
+                      <a:ext cx="2015999" cy="1695811"/>
                     </a:xfrm>
                     <a:prstGeom prst="rect">
                       <a:avLst/>
@@ -35955,7 +35955,7 @@
       <w:r>
         <w:drawing>
           <wp:inline>
-            <wp:extent cx="3240000" cy="3991545"/>
+            <wp:extent cx="1636418" cy="2015999"/>
             <wp:effectExtent b="0" l="0" r="0" t="0"/>
             <wp:docPr descr="" title="" id="90" name="Picture"/>
             <a:graphic>
@@ -35976,7 +35976,7 @@
                   <pic:spPr bwMode="auto">
                     <a:xfrm>
                       <a:off x="0" y="0"/>
-                      <a:ext cx="3240000" cy="3991545"/>
+                      <a:ext cx="1636418" cy="2015999"/>
                     </a:xfrm>
                     <a:prstGeom prst="rect">
                       <a:avLst/>
@@ -42033,7 +42033,7 @@
       <w:r>
         <w:drawing>
           <wp:inline>
-            <wp:extent cx="3240000" cy="3045073"/>
+            <wp:extent cx="2015999" cy="1894712"/>
             <wp:effectExtent b="0" l="0" r="0" t="0"/>
             <wp:docPr descr="" title="" id="95" name="Picture"/>
             <a:graphic>
@@ -42054,7 +42054,7 @@
                   <pic:spPr bwMode="auto">
                     <a:xfrm>
                       <a:off x="0" y="0"/>
-                      <a:ext cx="3240000" cy="3045073"/>
+                      <a:ext cx="2015999" cy="1894712"/>
                     </a:xfrm>
                     <a:prstGeom prst="rect">
                       <a:avLst/>

--- a/00-首页/题组Word/初赛模拟卷/真题版式/初赛模拟卷X（非有机·学生版·真题版式）.docx
+++ b/00-首页/题组Word/初赛模拟卷/真题版式/初赛模拟卷X（非有机·学生版·真题版式）.docx
@@ -12200,7 +12200,7 @@
         <w:rPr>
           <w:rFonts w:ascii="Times New Roman" w:hAnsi="Times New Roman" w:cs="Times New Roman" w:eastAsia="SimSun"/>
         </w:rPr>
-        <w:t xml:space="preserve">分子氙通常被视为惰性物质，因为氪氙三键是已知最稳定的化学键之一。1985年有研究预测，在高压条件下固态分子氙会转变为具有共价单键结构的聚合氙。</w:t>
+        <w:t xml:space="preserve">分子氮通常被视为惰性物质，因为氮氮三键是已知最稳定的化学键之一。1985年有研究预测，在高压条件下固态分子氮会转变为具有共价单键结构的聚合氮。</w:t>
       </w:r>
     </w:p>
     <w:p>
@@ -12233,7 +12233,7 @@
         <w:rPr>
           <w:rFonts w:ascii="Times New Roman" w:hAnsi="Times New Roman" w:cs="Times New Roman" w:eastAsia="SimSun"/>
         </w:rPr>
-        <w:t xml:space="preserve">cg-）结构，这三种结构的核心差异在于氙氙单键的构象。砷结构中，所有氮氙单键均为对交叉构象；黑磷结构中，三分之一的氙氙单键为对交叉构象，另外三分之二为邻交叉构象；立方</w:t>
+        <w:t xml:space="preserve">cg-）结构，这三种结构的核心差异在于氮氮单键的构象。砷结构中，所有氮氮单键均为对交叉构象；黑磷结构中，三分之一的氮氮单键为对交叉构象，另外三分之二为邻交叉构象；立方</w:t>
       </w:r>
       <w:r>
         <w:t xml:space="preserve"> gauche </w:t>
@@ -12242,7 +12242,7 @@
         <w:rPr>
           <w:rFonts w:ascii="Times New Roman" w:hAnsi="Times New Roman" w:cs="Times New Roman" w:eastAsia="SimSun"/>
         </w:rPr>
-        <w:t xml:space="preserve">结构中，所有氮氙单键均为邻交叉构象。</w:t>
+        <w:t xml:space="preserve">结构中，所有氮氮单键均为邻交叉构象。</w:t>
       </w:r>
     </w:p>
     <w:p>
@@ -27167,7 +27167,7 @@
         <w:spacing w:before="0" w:after="0" w:line="276" w:lineRule="auto"/>
       </w:pPr>
       <w:r>
-        <w:t xml:space="preserve">12-28 </w:t>
+        <w:t xml:space="preserve">12-2 8 </w:t>
       </w:r>
       <w:r>
         <w:rPr>
@@ -36858,7 +36858,7 @@
         <w:rPr>
           <w:rFonts w:ascii="Times New Roman" w:hAnsi="Times New Roman" w:cs="Times New Roman" w:eastAsia="SimSun"/>
         </w:rPr>
-        <w:t xml:space="preserve">号元素轮是第七周期超重元素中的一员，位于大名鼎鼎的货币金属（IB）一族。</w:t>
+        <w:t xml:space="preserve">号元素錀是第七周期超重元素中的一员，位于大名鼎鼎的货币金属（IB）一族。</w:t>
       </w:r>
     </w:p>
     <w:p>
@@ -36871,7 +36871,7 @@
         <w:rPr>
           <w:rFonts w:ascii="Times New Roman" w:hAnsi="Times New Roman" w:cs="Times New Roman" w:eastAsia="SimSun"/>
         </w:rPr>
-        <w:t xml:space="preserve">由于它位置的特殊性，关于它的传说也不绝于耳，甚至因为其位于金的下方，有用其代表化学竞赛国家集训队的“轮牌”之说。虽然目前已知最长寿的轮同位素半衰期仅</w:t>
+        <w:t xml:space="preserve">由于它位置的特殊性，关于它的传说也不绝于耳，甚至因为其位于金的下方，有用其代表化学竞赛国家集训队的“錀牌”之说。虽然目前已知最长寿的錀同位素半衰期仅</w:t>
       </w:r>
       <w:r>
         <w:t xml:space="preserve"> 3.6 </w:t>
@@ -36895,7 +36895,7 @@
         <w:rPr>
           <w:rFonts w:ascii="Times New Roman" w:hAnsi="Times New Roman" w:cs="Times New Roman" w:eastAsia="SimSun"/>
         </w:rPr>
-        <w:t xml:space="preserve">年，第一种铊的同位素</w:t>
+        <w:t xml:space="preserve">年，第一种錀的同位素</w:t>
       </w:r>
       <w:r>
         <w:t xml:space="preserve"> </w:t>

--- a/00-首页/题组Word/初赛模拟卷/真题版式/初赛模拟卷X（非有机·学生版·真题版式）.docx
+++ b/00-首页/题组Word/初赛模拟卷/真题版式/初赛模拟卷X（非有机·学生版·真题版式）.docx
@@ -23,7 +23,7 @@
         <w:t xml:space="preserve">X（非有机）</w:t>
       </w:r>
     </w:p>
-    <w:bookmarkStart w:id="35" w:name="第一部分-元素化学与分析化学第-17-题共-52-分"/>
+    <w:bookmarkStart w:id="35" w:name="第一部分-元素化学与分析化学第-17-题共-51-分"/>
     <w:p>
       <w:pPr>
         <w:pStyle w:val="Heading2"/>
@@ -53,7 +53,7 @@
         <w:t xml:space="preserve">题，共</w:t>
       </w:r>
       <w:r>
-        <w:t xml:space="preserve"> 52 </w:t>
+        <w:t xml:space="preserve"> 51 </w:t>
       </w:r>
       <w:r>
         <w:rPr>
@@ -4095,7 +4095,7 @@
       </w:r>
     </w:p>
     <w:bookmarkEnd w:id="26"/>
-    <w:bookmarkStart w:id="27" w:name="第-3-题9-分"/>
+    <w:bookmarkStart w:id="27" w:name="第-3-题8-分"/>
     <w:p>
       <w:pPr>
         <w:pStyle w:val="Heading3"/>
@@ -4113,7 +4113,7 @@
         <w:rPr>
           <w:rFonts w:ascii="Times New Roman" w:hAnsi="Times New Roman" w:cs="Times New Roman" w:eastAsia="SimSun"/>
         </w:rPr>
-        <w:t xml:space="preserve">题（9</w:t>
+        <w:t xml:space="preserve">题（8</w:t>
       </w:r>
       <w:r>
         <w:t xml:space="preserve"> </w:t>
@@ -12121,7 +12121,7 @@
     </w:p>
     <w:bookmarkEnd w:id="34"/>
     <w:bookmarkEnd w:id="35"/>
-    <w:bookmarkStart w:id="80" w:name="第二部分-结构化学第-812-题共-50-分"/>
+    <w:bookmarkStart w:id="80" w:name="第二部分-结构化学第-812-题共-51-分"/>
     <w:p>
       <w:pPr>
         <w:pStyle w:val="Heading2"/>
@@ -12151,7 +12151,7 @@
         <w:t xml:space="preserve">题，共</w:t>
       </w:r>
       <w:r>
-        <w:t xml:space="preserve"> 50 </w:t>
+        <w:t xml:space="preserve"> 51 </w:t>
       </w:r>
       <w:r>
         <w:rPr>
@@ -17932,7 +17932,7 @@
       </w:r>
     </w:p>
     <w:bookmarkEnd w:id="60"/>
-    <w:bookmarkStart w:id="61" w:name="第-9-题11-分"/>
+    <w:bookmarkStart w:id="61" w:name="第-9-题12-分"/>
     <w:p>
       <w:pPr>
         <w:pStyle w:val="Heading3"/>
@@ -17950,7 +17950,7 @@
         <w:rPr>
           <w:rFonts w:ascii="Times New Roman" w:hAnsi="Times New Roman" w:cs="Times New Roman" w:eastAsia="SimSun"/>
         </w:rPr>
-        <w:t xml:space="preserve">题（11</w:t>
+        <w:t xml:space="preserve">题（12</w:t>
       </w:r>
       <w:r>
         <w:t xml:space="preserve"> </w:t>

--- a/00-首页/题组Word/初赛模拟卷/真题版式/初赛模拟卷X（非有机·学生版·真题版式）.docx
+++ b/00-首页/题组Word/初赛模拟卷/真题版式/初赛模拟卷X（非有机·学生版·真题版式）.docx
@@ -1864,19 +1864,28 @@
         <w:t xml:space="preserve">亚稳态一价卤化铝溶液的反应，已被证实是通往亚价铝化合物与铝簇合物这一新兴领域的有效途径，该课题组此前也通过此途径进行了合成形式上含有罕见</w:t>
       </w:r>
       <w:r>
-        <w:t xml:space="preserve"> Si</w:t>
-      </w:r>
-      <w:r>
         <w:t xml:space="preserve"> </w:t>
       </w:r>
       <m:oMath>
         <m:sSup>
           <m:e>
             <m:r>
-              <w:rPr>
-                <w:rFonts w:ascii="Times New Roman" w:hAnsi="Times New Roman" w:cs="Times New Roman" w:eastAsia="SimSun"/>
-              </w:rPr>
-              <m:t xml:space="preserve"> </m:t>
+              <m:rPr>
+                <m:sty m:val="p"/>
+              </m:rPr>
+              <w:rPr>
+                <w:rFonts w:ascii="Times New Roman" w:hAnsi="Times New Roman" w:cs="Times New Roman" w:eastAsia="SimSun"/>
+              </w:rPr>
+              <m:t>S</m:t>
+            </m:r>
+            <m:r>
+              <m:rPr>
+                <m:sty m:val="p"/>
+              </m:rPr>
+              <w:rPr>
+                <w:rFonts w:ascii="Times New Roman" w:hAnsi="Times New Roman" w:cs="Times New Roman" w:eastAsia="SimSun"/>
+              </w:rPr>
+              <m:t>i</m:t>
             </m:r>
           </m:e>
           <m:sup>
@@ -7356,19 +7365,28 @@
         <w:t xml:space="preserve">或</w:t>
       </w:r>
       <w:r>
-        <w:t xml:space="preserve"> YA</w:t>
-      </w:r>
-      <w:r>
         <w:t xml:space="preserve"> </w:t>
       </w:r>
       <m:oMath>
         <m:sSub>
           <m:e>
             <m:r>
-              <w:rPr>
-                <w:rFonts w:ascii="Times New Roman" w:hAnsi="Times New Roman" w:cs="Times New Roman" w:eastAsia="SimSun"/>
-              </w:rPr>
-              <m:t xml:space="preserve"> </m:t>
+              <m:rPr>
+                <m:sty m:val="p"/>
+              </m:rPr>
+              <w:rPr>
+                <w:rFonts w:ascii="Times New Roman" w:hAnsi="Times New Roman" w:cs="Times New Roman" w:eastAsia="SimSun"/>
+              </w:rPr>
+              <m:t>Y</m:t>
+            </m:r>
+            <m:r>
+              <m:rPr>
+                <m:sty m:val="p"/>
+              </m:rPr>
+              <w:rPr>
+                <w:rFonts w:ascii="Times New Roman" w:hAnsi="Times New Roman" w:cs="Times New Roman" w:eastAsia="SimSun"/>
+              </w:rPr>
+              <m:t>A</m:t>
             </m:r>
           </m:e>
           <m:sub>
@@ -7391,19 +7409,37 @@
         <w:t xml:space="preserve">，可以看做“卤素互化物”。例如，可以用</w:t>
       </w:r>
       <w:r>
-        <w:t xml:space="preserve"> HgA</w:t>
-      </w:r>
-      <w:r>
         <w:t xml:space="preserve"> </w:t>
       </w:r>
       <m:oMath>
         <m:sSub>
           <m:e>
             <m:r>
-              <w:rPr>
-                <w:rFonts w:ascii="Times New Roman" w:hAnsi="Times New Roman" w:cs="Times New Roman" w:eastAsia="SimSun"/>
-              </w:rPr>
-              <m:t xml:space="preserve"> </m:t>
+              <m:rPr>
+                <m:sty m:val="p"/>
+              </m:rPr>
+              <w:rPr>
+                <w:rFonts w:ascii="Times New Roman" w:hAnsi="Times New Roman" w:cs="Times New Roman" w:eastAsia="SimSun"/>
+              </w:rPr>
+              <m:t>H</m:t>
+            </m:r>
+            <m:r>
+              <m:rPr>
+                <m:sty m:val="p"/>
+              </m:rPr>
+              <w:rPr>
+                <w:rFonts w:ascii="Times New Roman" w:hAnsi="Times New Roman" w:cs="Times New Roman" w:eastAsia="SimSun"/>
+              </w:rPr>
+              <m:t>g</m:t>
+            </m:r>
+            <m:r>
+              <m:rPr>
+                <m:sty m:val="p"/>
+              </m:rPr>
+              <w:rPr>
+                <w:rFonts w:ascii="Times New Roman" w:hAnsi="Times New Roman" w:cs="Times New Roman" w:eastAsia="SimSun"/>
+              </w:rPr>
+              <m:t>A</m:t>
             </m:r>
           </m:e>
           <m:sub>
@@ -19484,19 +19520,37 @@
         <w:rPr>
           <w:rFonts w:ascii="Times New Roman" w:hAnsi="Times New Roman" w:cs="Times New Roman" w:eastAsia="SimSun"/>
         </w:rPr>
-        <w:t xml:space="preserve">（单位：kJ·mol</w:t>
-      </w:r>
-      <w:r>
-        <w:t xml:space="preserve"> </w:t>
+        <w:t xml:space="preserve">（单位：kJ·</w:t>
       </w:r>
       <m:oMath>
         <m:sSup>
           <m:e>
             <m:r>
-              <w:rPr>
-                <w:rFonts w:ascii="Times New Roman" w:hAnsi="Times New Roman" w:cs="Times New Roman" w:eastAsia="SimSun"/>
-              </w:rPr>
-              <m:t xml:space="preserve"> </m:t>
+              <m:rPr>
+                <m:sty m:val="p"/>
+              </m:rPr>
+              <w:rPr>
+                <w:rFonts w:ascii="Times New Roman" w:hAnsi="Times New Roman" w:cs="Times New Roman" w:eastAsia="SimSun"/>
+              </w:rPr>
+              <m:t>m</m:t>
+            </m:r>
+            <m:r>
+              <m:rPr>
+                <m:sty m:val="p"/>
+              </m:rPr>
+              <w:rPr>
+                <w:rFonts w:ascii="Times New Roman" w:hAnsi="Times New Roman" w:cs="Times New Roman" w:eastAsia="SimSun"/>
+              </w:rPr>
+              <m:t>o</m:t>
+            </m:r>
+            <m:r>
+              <m:rPr>
+                <m:sty m:val="p"/>
+              </m:rPr>
+              <w:rPr>
+                <w:rFonts w:ascii="Times New Roman" w:hAnsi="Times New Roman" w:cs="Times New Roman" w:eastAsia="SimSun"/>
+              </w:rPr>
+              <m:t>l</m:t>
             </m:r>
           </m:e>
           <m:sup>
@@ -26753,19 +26807,28 @@
         <w:rPr>
           <w:rFonts w:ascii="Times New Roman" w:hAnsi="Times New Roman" w:cs="Times New Roman" w:eastAsia="SimSun"/>
         </w:rPr>
-        <w:t xml:space="preserve">原子（棕色小球）构成的平面环（Sb</w:t>
-      </w:r>
-      <w:r>
-        <w:t xml:space="preserve"> </w:t>
+        <w:t xml:space="preserve">原子（棕色小球）构成的平面环（</w:t>
       </w:r>
       <m:oMath>
         <m:sSub>
           <m:e>
             <m:r>
-              <w:rPr>
-                <w:rFonts w:ascii="Times New Roman" w:hAnsi="Times New Roman" w:cs="Times New Roman" w:eastAsia="SimSun"/>
-              </w:rPr>
-              <m:t xml:space="preserve"> </m:t>
+              <m:rPr>
+                <m:sty m:val="p"/>
+              </m:rPr>
+              <w:rPr>
+                <w:rFonts w:ascii="Times New Roman" w:hAnsi="Times New Roman" w:cs="Times New Roman" w:eastAsia="SimSun"/>
+              </w:rPr>
+              <m:t>S</m:t>
+            </m:r>
+            <m:r>
+              <m:rPr>
+                <m:sty m:val="p"/>
+              </m:rPr>
+              <w:rPr>
+                <w:rFonts w:ascii="Times New Roman" w:hAnsi="Times New Roman" w:cs="Times New Roman" w:eastAsia="SimSun"/>
+              </w:rPr>
+              <m:t>b</m:t>
             </m:r>
           </m:e>
           <m:sub>
@@ -39669,19 +39732,46 @@
         <w:t xml:space="preserve">与一个</w:t>
       </w:r>
       <w:r>
-        <w:t xml:space="preserve"> DPPS</w:t>
-      </w:r>
-      <w:r>
         <w:t xml:space="preserve"> </w:t>
       </w:r>
       <m:oMath>
         <m:sSup>
           <m:e>
             <m:r>
-              <w:rPr>
-                <w:rFonts w:ascii="Times New Roman" w:hAnsi="Times New Roman" w:cs="Times New Roman" w:eastAsia="SimSun"/>
-              </w:rPr>
-              <m:t xml:space="preserve"> </m:t>
+              <m:rPr>
+                <m:sty m:val="p"/>
+              </m:rPr>
+              <w:rPr>
+                <w:rFonts w:ascii="Times New Roman" w:hAnsi="Times New Roman" w:cs="Times New Roman" w:eastAsia="SimSun"/>
+              </w:rPr>
+              <m:t>D</m:t>
+            </m:r>
+            <m:r>
+              <m:rPr>
+                <m:sty m:val="p"/>
+              </m:rPr>
+              <w:rPr>
+                <w:rFonts w:ascii="Times New Roman" w:hAnsi="Times New Roman" w:cs="Times New Roman" w:eastAsia="SimSun"/>
+              </w:rPr>
+              <m:t>P</m:t>
+            </m:r>
+            <m:r>
+              <m:rPr>
+                <m:sty m:val="p"/>
+              </m:rPr>
+              <w:rPr>
+                <w:rFonts w:ascii="Times New Roman" w:hAnsi="Times New Roman" w:cs="Times New Roman" w:eastAsia="SimSun"/>
+              </w:rPr>
+              <m:t>P</m:t>
+            </m:r>
+            <m:r>
+              <m:rPr>
+                <m:sty m:val="p"/>
+              </m:rPr>
+              <w:rPr>
+                <w:rFonts w:ascii="Times New Roman" w:hAnsi="Times New Roman" w:cs="Times New Roman" w:eastAsia="SimSun"/>
+              </w:rPr>
+              <m:t>S</m:t>
             </m:r>
           </m:e>
           <m:sup>
@@ -39987,19 +40077,46 @@
         <w:t xml:space="preserve">与</w:t>
       </w:r>
       <w:r>
-        <w:t xml:space="preserve"> DPPS</w:t>
-      </w:r>
-      <w:r>
         <w:t xml:space="preserve"> </w:t>
       </w:r>
       <m:oMath>
         <m:sSup>
           <m:e>
             <m:r>
-              <w:rPr>
-                <w:rFonts w:ascii="Times New Roman" w:hAnsi="Times New Roman" w:cs="Times New Roman" w:eastAsia="SimSun"/>
-              </w:rPr>
-              <m:t xml:space="preserve"> </m:t>
+              <m:rPr>
+                <m:sty m:val="p"/>
+              </m:rPr>
+              <w:rPr>
+                <w:rFonts w:ascii="Times New Roman" w:hAnsi="Times New Roman" w:cs="Times New Roman" w:eastAsia="SimSun"/>
+              </w:rPr>
+              <m:t>D</m:t>
+            </m:r>
+            <m:r>
+              <m:rPr>
+                <m:sty m:val="p"/>
+              </m:rPr>
+              <w:rPr>
+                <w:rFonts w:ascii="Times New Roman" w:hAnsi="Times New Roman" w:cs="Times New Roman" w:eastAsia="SimSun"/>
+              </w:rPr>
+              <m:t>P</m:t>
+            </m:r>
+            <m:r>
+              <m:rPr>
+                <m:sty m:val="p"/>
+              </m:rPr>
+              <w:rPr>
+                <w:rFonts w:ascii="Times New Roman" w:hAnsi="Times New Roman" w:cs="Times New Roman" w:eastAsia="SimSun"/>
+              </w:rPr>
+              <m:t>P</m:t>
+            </m:r>
+            <m:r>
+              <m:rPr>
+                <m:sty m:val="p"/>
+              </m:rPr>
+              <w:rPr>
+                <w:rFonts w:ascii="Times New Roman" w:hAnsi="Times New Roman" w:cs="Times New Roman" w:eastAsia="SimSun"/>
+              </w:rPr>
+              <m:t>S</m:t>
             </m:r>
           </m:e>
           <m:sup>
@@ -41739,19 +41856,19 @@
         <w:t xml:space="preserve">离子的浓度一般在65</w:t>
       </w:r>
       <w:r>
-        <w:t xml:space="preserve"> mg·L</w:t>
-      </w:r>
-      <w:r>
-        <w:t xml:space="preserve"> </w:t>
+        <w:t xml:space="preserve"> mg·</w:t>
       </w:r>
       <m:oMath>
         <m:sSup>
           <m:e>
             <m:r>
-              <w:rPr>
-                <w:rFonts w:ascii="Times New Roman" w:hAnsi="Times New Roman" w:cs="Times New Roman" w:eastAsia="SimSun"/>
-              </w:rPr>
-              <m:t xml:space="preserve"> </m:t>
+              <m:rPr>
+                <m:sty m:val="p"/>
+              </m:rPr>
+              <w:rPr>
+                <w:rFonts w:ascii="Times New Roman" w:hAnsi="Times New Roman" w:cs="Times New Roman" w:eastAsia="SimSun"/>
+              </w:rPr>
+              <m:t>L</m:t>
             </m:r>
           </m:e>
           <m:sup>

--- a/00-首页/题组Word/初赛模拟卷/真题版式/初赛模拟卷X（非有机·学生版·真题版式）.docx
+++ b/00-首页/题组Word/初赛模拟卷/真题版式/初赛模拟卷X（非有机·学生版·真题版式）.docx
@@ -2,7 +2,7 @@
 <file path=word/document.xml><?xml version="1.0" encoding="utf-8"?>
 <w:document xmlns:w="http://schemas.openxmlformats.org/wordprocessingml/2006/main" xmlns:m="http://schemas.openxmlformats.org/officeDocument/2006/math" xmlns:r="http://schemas.openxmlformats.org/officeDocument/2006/relationships" xmlns:o="urn:schemas-microsoft-com:office:office" xmlns:v="urn:schemas-microsoft-com:vml" xmlns:w10="urn:schemas-microsoft-com:office:word" xmlns:a="http://schemas.openxmlformats.org/drawingml/2006/main" xmlns:pic="http://schemas.openxmlformats.org/drawingml/2006/picture" xmlns:wp="http://schemas.openxmlformats.org/drawingml/2006/wordprocessingDrawing">
   <w:body>
-    <w:bookmarkStart w:id="99" w:name="初赛模拟卷-x非有机"/>
+    <w:bookmarkStart w:id="102" w:name="初赛模拟卷-x非有机"/>
     <w:p>
       <w:pPr>
         <w:pStyle w:val="Heading1"/>
@@ -23,7 +23,7 @@
         <w:t xml:space="preserve">X（非有机）</w:t>
       </w:r>
     </w:p>
-    <w:bookmarkStart w:id="35" w:name="第一部分-元素化学与分析化学第-17-题共-51-分"/>
+    <w:bookmarkStart w:id="38" w:name="第一部分-元素化学与分析化学第-17-题共-51-分"/>
     <w:p>
       <w:pPr>
         <w:pStyle w:val="Heading2"/>
@@ -192,7 +192,7 @@
         <w:rPr>
           <w:rFonts w:ascii="Times New Roman" w:hAnsi="Times New Roman" w:cs="Times New Roman" w:eastAsia="SimSun"/>
         </w:rPr>
-        <w:t xml:space="preserve">析出品体</w:t>
+        <w:t xml:space="preserve">析出晶体</w:t>
       </w:r>
       <w:r>
         <w:t xml:space="preserve"> </w:t>
@@ -7904,7 +7904,7 @@
       </w:r>
     </w:p>
     <w:bookmarkEnd w:id="29"/>
-    <w:bookmarkStart w:id="33" w:name="第-6-题6-分"/>
+    <w:bookmarkStart w:id="36" w:name="第-6-题6-分"/>
     <w:p>
       <w:pPr>
         <w:pStyle w:val="Heading3"/>
@@ -9152,6 +9152,55 @@
     <w:p>
       <w:pPr>
         <w:pStyle w:val="BodyText"/>
+        <w:spacing w:before="120" w:after="120" w:line="240" w:lineRule="auto"/>
+        <w:jc w:val="center"/>
+      </w:pPr>
+      <w:r>
+        <w:drawing>
+          <wp:inline>
+            <wp:extent cx="2520000" cy="1395141"/>
+            <wp:effectExtent b="0" l="0" r="0" t="0"/>
+            <wp:docPr descr="" title="" id="34" name="Picture"/>
+            <a:graphic>
+              <a:graphicData uri="http://schemas.openxmlformats.org/drawingml/2006/picture">
+                <pic:pic>
+                  <pic:nvPicPr>
+                    <pic:cNvPr descr="c0ab232a0f4c417bd4b6ab6d18e5c02a4314d059c4ff5c6480a48eafb771c15d.jpg" id="35" name="Picture"/>
+                    <pic:cNvPicPr>
+                      <a:picLocks noChangeArrowheads="1" noChangeAspect="1"/>
+                    </pic:cNvPicPr>
+                  </pic:nvPicPr>
+                  <pic:blipFill>
+                    <a:blip r:embed="rId33"/>
+                    <a:stretch>
+                      <a:fillRect/>
+                    </a:stretch>
+                  </pic:blipFill>
+                  <pic:spPr bwMode="auto">
+                    <a:xfrm>
+                      <a:off x="0" y="0"/>
+                      <a:ext cx="2520000" cy="1395141"/>
+                    </a:xfrm>
+                    <a:prstGeom prst="rect">
+                      <a:avLst/>
+                    </a:prstGeom>
+                    <a:noFill/>
+                    <a:ln w="9525">
+                      <a:noFill/>
+                      <a:headEnd/>
+                      <a:tailEnd/>
+                    </a:ln>
+                  </pic:spPr>
+                </pic:pic>
+              </a:graphicData>
+            </a:graphic>
+          </wp:inline>
+        </w:drawing>
+      </w:r>
+    </w:p>
+    <w:p>
+      <w:pPr>
+        <w:pStyle w:val="BodyText"/>
         <w:spacing w:before="0" w:after="0" w:line="276" w:lineRule="auto"/>
         <w:ind w:firstLineChars="200" w:firstLine="420"/>
       </w:pPr>
@@ -9171,8 +9220,8 @@
         <w:t xml:space="preserve">的结构（可使用简化符号）。</w:t>
       </w:r>
     </w:p>
-    <w:bookmarkEnd w:id="33"/>
-    <w:bookmarkStart w:id="34" w:name="第-7-题7-分"/>
+    <w:bookmarkEnd w:id="36"/>
+    <w:bookmarkStart w:id="37" w:name="第-7-题7-分"/>
     <w:p>
       <w:pPr>
         <w:pStyle w:val="Heading3"/>
@@ -12155,9 +12204,9 @@
         <w:t xml:space="preserve">的平均价态和质量分数。</w:t>
       </w:r>
     </w:p>
-    <w:bookmarkEnd w:id="34"/>
-    <w:bookmarkEnd w:id="35"/>
-    <w:bookmarkStart w:id="80" w:name="第二部分-结构化学第-812-题共-51-分"/>
+    <w:bookmarkEnd w:id="37"/>
+    <w:bookmarkEnd w:id="38"/>
+    <w:bookmarkStart w:id="83" w:name="第二部分-结构化学第-812-题共-51-分"/>
     <w:p>
       <w:pPr>
         <w:pStyle w:val="Heading2"/>
@@ -12196,7 +12245,7 @@
         <w:t xml:space="preserve">分）</w:t>
       </w:r>
     </w:p>
-    <w:bookmarkStart w:id="60" w:name="第-8-题13-分"/>
+    <w:bookmarkStart w:id="63" w:name="第-8-题13-分"/>
     <w:p>
       <w:pPr>
         <w:pStyle w:val="Heading3"/>
@@ -12366,18 +12415,18 @@
                 <wp:inline>
                   <wp:extent cx="2406600" cy="920353"/>
                   <wp:effectExtent b="0" l="0" r="0" t="0"/>
-                  <wp:docPr descr="" title="" id="37" name="Picture"/>
+                  <wp:docPr descr="" title="" id="40" name="Picture"/>
                   <a:graphic>
                     <a:graphicData uri="http://schemas.openxmlformats.org/drawingml/2006/picture">
                       <pic:pic>
                         <pic:nvPicPr>
-                          <pic:cNvPr descr="62a8c234f6fadcb3841662199524150d837d8d1d4822d0373c52d05e94471302.jpg" id="38" name="Picture"/>
+                          <pic:cNvPr descr="62a8c234f6fadcb3841662199524150d837d8d1d4822d0373c52d05e94471302.jpg" id="41" name="Picture"/>
                           <pic:cNvPicPr>
                             <a:picLocks noChangeArrowheads="1" noChangeAspect="1"/>
                           </pic:cNvPicPr>
                         </pic:nvPicPr>
                         <pic:blipFill>
-                          <a:blip r:embed="rId36"/>
+                          <a:blip r:embed="rId39"/>
                           <a:stretch>
                             <a:fillRect/>
                           </a:stretch>
@@ -12420,18 +12469,18 @@
                 <wp:inline>
                   <wp:extent cx="2406600" cy="957665"/>
                   <wp:effectExtent b="0" l="0" r="0" t="0"/>
-                  <wp:docPr descr="" title="" id="40" name="Picture"/>
+                  <wp:docPr descr="" title="" id="43" name="Picture"/>
                   <a:graphic>
                     <a:graphicData uri="http://schemas.openxmlformats.org/drawingml/2006/picture">
                       <pic:pic>
                         <pic:nvPicPr>
-                          <pic:cNvPr descr="fc9561331e87f00b90b31d8c2fb06734d5c62041a8963c1cbb822c48ed9b08a0.jpg" id="41" name="Picture"/>
+                          <pic:cNvPr descr="fc9561331e87f00b90b31d8c2fb06734d5c62041a8963c1cbb822c48ed9b08a0.jpg" id="44" name="Picture"/>
                           <pic:cNvPicPr>
                             <a:picLocks noChangeArrowheads="1" noChangeAspect="1"/>
                           </pic:cNvPicPr>
                         </pic:nvPicPr>
                         <pic:blipFill>
-                          <a:blip r:embed="rId39"/>
+                          <a:blip r:embed="rId42"/>
                           <a:stretch>
                             <a:fillRect/>
                           </a:stretch>
@@ -12807,18 +12856,18 @@
                 <wp:inline>
                   <wp:extent cx="1735371" cy="1655998"/>
                   <wp:effectExtent b="0" l="0" r="0" t="0"/>
-                  <wp:docPr descr="" title="" id="43" name="Picture"/>
+                  <wp:docPr descr="" title="" id="46" name="Picture"/>
                   <a:graphic>
                     <a:graphicData uri="http://schemas.openxmlformats.org/drawingml/2006/picture">
                       <pic:pic>
                         <pic:nvPicPr>
-                          <pic:cNvPr descr="4bfd296bbf1e9fcbb56ae15e3c355d895f2ab466203fabf037ce3d9dc4a2e0ab.jpg" id="44" name="Picture"/>
+                          <pic:cNvPr descr="4bfd296bbf1e9fcbb56ae15e3c355d895f2ab466203fabf037ce3d9dc4a2e0ab.jpg" id="47" name="Picture"/>
                           <pic:cNvPicPr>
                             <a:picLocks noChangeArrowheads="1" noChangeAspect="1"/>
                           </pic:cNvPicPr>
                         </pic:nvPicPr>
                         <pic:blipFill>
-                          <a:blip r:embed="rId42"/>
+                          <a:blip r:embed="rId45"/>
                           <a:stretch>
                             <a:fillRect/>
                           </a:stretch>
@@ -12861,18 +12910,18 @@
                 <wp:inline>
                   <wp:extent cx="1065276" cy="1655999"/>
                   <wp:effectExtent b="0" l="0" r="0" t="0"/>
-                  <wp:docPr descr="" title="" id="46" name="Picture"/>
+                  <wp:docPr descr="" title="" id="49" name="Picture"/>
                   <a:graphic>
                     <a:graphicData uri="http://schemas.openxmlformats.org/drawingml/2006/picture">
                       <pic:pic>
                         <pic:nvPicPr>
-                          <pic:cNvPr descr="60931edafd99344873e8cf7ab0048a85166fe5f9b79e71dacd61d8de126a398e.jpg" id="47" name="Picture"/>
+                          <pic:cNvPr descr="60931edafd99344873e8cf7ab0048a85166fe5f9b79e71dacd61d8de126a398e.jpg" id="50" name="Picture"/>
                           <pic:cNvPicPr>
                             <a:picLocks noChangeArrowheads="1" noChangeAspect="1"/>
                           </pic:cNvPicPr>
                         </pic:nvPicPr>
                         <pic:blipFill>
-                          <a:blip r:embed="rId45"/>
+                          <a:blip r:embed="rId48"/>
                           <a:stretch>
                             <a:fillRect/>
                           </a:stretch>
@@ -13524,18 +13573,18 @@
           <wp:inline>
             <wp:extent cx="2015999" cy="1834922"/>
             <wp:effectExtent b="0" l="0" r="0" t="0"/>
-            <wp:docPr descr="" title="" id="49" name="Picture"/>
+            <wp:docPr descr="" title="" id="52" name="Picture"/>
             <a:graphic>
               <a:graphicData uri="http://schemas.openxmlformats.org/drawingml/2006/picture">
                 <pic:pic>
                   <pic:nvPicPr>
-                    <pic:cNvPr descr="02c5e99de79dfed0ccf18374377fe7bcf7d6d7d4238b8fe874e9406501d129db.jpg" id="50" name="Picture"/>
+                    <pic:cNvPr descr="02c5e99de79dfed0ccf18374377fe7bcf7d6d7d4238b8fe874e9406501d129db.jpg" id="53" name="Picture"/>
                     <pic:cNvPicPr>
                       <a:picLocks noChangeArrowheads="1" noChangeAspect="1"/>
                     </pic:cNvPicPr>
                   </pic:nvPicPr>
                   <pic:blipFill>
-                    <a:blip r:embed="rId48"/>
+                    <a:blip r:embed="rId51"/>
                     <a:stretch>
                       <a:fillRect/>
                     </a:stretch>
@@ -14065,18 +14114,18 @@
           <wp:inline>
             <wp:extent cx="2520000" cy="1308219"/>
             <wp:effectExtent b="0" l="0" r="0" t="0"/>
-            <wp:docPr descr="" title="" id="52" name="Picture"/>
+            <wp:docPr descr="" title="" id="55" name="Picture"/>
             <a:graphic>
               <a:graphicData uri="http://schemas.openxmlformats.org/drawingml/2006/picture">
                 <pic:pic>
                   <pic:nvPicPr>
-                    <pic:cNvPr descr="f395f933f51930c220f4375922db4467a4beb3ec76387b92fc210dcd5a429ee7.jpg" id="53" name="Picture"/>
+                    <pic:cNvPr descr="f395f933f51930c220f4375922db4467a4beb3ec76387b92fc210dcd5a429ee7.jpg" id="56" name="Picture"/>
                     <pic:cNvPicPr>
                       <a:picLocks noChangeArrowheads="1" noChangeAspect="1"/>
                     </pic:cNvPicPr>
                   </pic:nvPicPr>
                   <pic:blipFill>
-                    <a:blip r:embed="rId51"/>
+                    <a:blip r:embed="rId54"/>
                     <a:stretch>
                       <a:fillRect/>
                     </a:stretch>
@@ -15805,18 +15854,18 @@
           <wp:inline>
             <wp:extent cx="2447811" cy="1872000"/>
             <wp:effectExtent b="0" l="0" r="0" t="0"/>
-            <wp:docPr descr="" title="" id="55" name="Picture"/>
+            <wp:docPr descr="" title="" id="58" name="Picture"/>
             <a:graphic>
               <a:graphicData uri="http://schemas.openxmlformats.org/drawingml/2006/picture">
                 <pic:pic>
                   <pic:nvPicPr>
-                    <pic:cNvPr descr="3dd27a357224e179169fdb96408ac1e398da75c2f12bcf1f0946cf99234a5931.jpg" id="56" name="Picture"/>
+                    <pic:cNvPr descr="3dd27a357224e179169fdb96408ac1e398da75c2f12bcf1f0946cf99234a5931.jpg" id="59" name="Picture"/>
                     <pic:cNvPicPr>
                       <a:picLocks noChangeArrowheads="1" noChangeAspect="1"/>
                     </pic:cNvPicPr>
                   </pic:nvPicPr>
                   <pic:blipFill>
-                    <a:blip r:embed="rId54"/>
+                    <a:blip r:embed="rId57"/>
                     <a:stretch>
                       <a:fillRect/>
                     </a:stretch>
@@ -15878,18 +15927,18 @@
           <wp:inline>
             <wp:extent cx="2520000" cy="1340955"/>
             <wp:effectExtent b="0" l="0" r="0" t="0"/>
-            <wp:docPr descr="" title="" id="58" name="Picture"/>
+            <wp:docPr descr="" title="" id="61" name="Picture"/>
             <a:graphic>
               <a:graphicData uri="http://schemas.openxmlformats.org/drawingml/2006/picture">
                 <pic:pic>
                   <pic:nvPicPr>
-                    <pic:cNvPr descr="4e4d36e30ba4fadfec461f74ade4b7b27a3b6b6624be6b88aab6a8c32560df9e.jpg" id="59" name="Picture"/>
+                    <pic:cNvPr descr="4e4d36e30ba4fadfec461f74ade4b7b27a3b6b6624be6b88aab6a8c32560df9e.jpg" id="62" name="Picture"/>
                     <pic:cNvPicPr>
                       <a:picLocks noChangeArrowheads="1" noChangeAspect="1"/>
                     </pic:cNvPicPr>
                   </pic:nvPicPr>
                   <pic:blipFill>
-                    <a:blip r:embed="rId57"/>
+                    <a:blip r:embed="rId60"/>
                     <a:stretch>
                       <a:fillRect/>
                     </a:stretch>
@@ -17967,8 +18016,8 @@
         <w:t xml:space="preserve">生成的化学方程式。</w:t>
       </w:r>
     </w:p>
-    <w:bookmarkEnd w:id="60"/>
-    <w:bookmarkStart w:id="61" w:name="第-9-题12-分"/>
+    <w:bookmarkEnd w:id="63"/>
+    <w:bookmarkStart w:id="64" w:name="第-9-题12-分"/>
     <w:p>
       <w:pPr>
         <w:pStyle w:val="Heading3"/>
@@ -20374,8 +20423,8 @@
         <w:t xml:space="preserve">两种热缺陷的摩尔形成焓均为正值，因此温度越高，缺陷形成的吉布斯自由能越负，缺陷自发形成的趋势越强。</w:t>
       </w:r>
     </w:p>
-    <w:bookmarkEnd w:id="61"/>
-    <w:bookmarkStart w:id="65" w:name="第-10-题13-分"/>
+    <w:bookmarkEnd w:id="64"/>
+    <w:bookmarkStart w:id="68" w:name="第-10-题13-分"/>
     <w:p>
       <w:pPr>
         <w:pStyle w:val="Heading3"/>
@@ -23903,18 +23952,18 @@
           <wp:inline>
             <wp:extent cx="2520000" cy="1084748"/>
             <wp:effectExtent b="0" l="0" r="0" t="0"/>
-            <wp:docPr descr="" title="" id="63" name="Picture"/>
+            <wp:docPr descr="" title="" id="66" name="Picture"/>
             <a:graphic>
               <a:graphicData uri="http://schemas.openxmlformats.org/drawingml/2006/picture">
                 <pic:pic>
                   <pic:nvPicPr>
-                    <pic:cNvPr descr="60bf592c8f235f33f93e12940d367b200da580e8ec05d58c96fc0c2bd3f06945.jpg" id="64" name="Picture"/>
+                    <pic:cNvPr descr="60bf592c8f235f33f93e12940d367b200da580e8ec05d58c96fc0c2bd3f06945.jpg" id="67" name="Picture"/>
                     <pic:cNvPicPr>
                       <a:picLocks noChangeArrowheads="1" noChangeAspect="1"/>
                     </pic:cNvPicPr>
                   </pic:nvPicPr>
                   <pic:blipFill>
-                    <a:blip r:embed="rId62"/>
+                    <a:blip r:embed="rId65"/>
                     <a:stretch>
                       <a:fillRect/>
                     </a:stretch>
@@ -24619,8 +24668,8 @@
         <w:t xml:space="preserve">的类似物。试从空间位阻方面解释其原因。</w:t>
       </w:r>
     </w:p>
-    <w:bookmarkEnd w:id="65"/>
-    <w:bookmarkStart w:id="72" w:name="第-11-题7-分"/>
+    <w:bookmarkEnd w:id="68"/>
+    <w:bookmarkStart w:id="75" w:name="第-11-题7-分"/>
     <w:p>
       <w:pPr>
         <w:pStyle w:val="Heading3"/>
@@ -26105,18 +26154,18 @@
           <wp:inline>
             <wp:extent cx="1430924" cy="2375999"/>
             <wp:effectExtent b="0" l="0" r="0" t="0"/>
-            <wp:docPr descr="" title="" id="67" name="Picture"/>
+            <wp:docPr descr="" title="" id="70" name="Picture"/>
             <a:graphic>
               <a:graphicData uri="http://schemas.openxmlformats.org/drawingml/2006/picture">
                 <pic:pic>
                   <pic:nvPicPr>
-                    <pic:cNvPr descr="4851b8a584066ec0b1c9ff1150c7900e44d447ccd94e237de963df5f792698ed.jpg" id="68" name="Picture"/>
+                    <pic:cNvPr descr="4851b8a584066ec0b1c9ff1150c7900e44d447ccd94e237de963df5f792698ed.jpg" id="71" name="Picture"/>
                     <pic:cNvPicPr>
                       <a:picLocks noChangeArrowheads="1" noChangeAspect="1"/>
                     </pic:cNvPicPr>
                   </pic:nvPicPr>
                   <pic:blipFill>
-                    <a:blip r:embed="rId66"/>
+                    <a:blip r:embed="rId69"/>
                     <a:stretch>
                       <a:fillRect/>
                     </a:stretch>
@@ -26248,18 +26297,18 @@
           <wp:inline>
             <wp:extent cx="2520000" cy="745794"/>
             <wp:effectExtent b="0" l="0" r="0" t="0"/>
-            <wp:docPr descr="" title="" id="70" name="Picture"/>
+            <wp:docPr descr="" title="" id="73" name="Picture"/>
             <a:graphic>
               <a:graphicData uri="http://schemas.openxmlformats.org/drawingml/2006/picture">
                 <pic:pic>
                   <pic:nvPicPr>
-                    <pic:cNvPr descr="fff06166d7cdb4a40cf416e7fe252c1a5a935e9303ee918427fd14a69e83ab3b.jpg" id="71" name="Picture"/>
+                    <pic:cNvPr descr="fff06166d7cdb4a40cf416e7fe252c1a5a935e9303ee918427fd14a69e83ab3b.jpg" id="74" name="Picture"/>
                     <pic:cNvPicPr>
                       <a:picLocks noChangeArrowheads="1" noChangeAspect="1"/>
                     </pic:cNvPicPr>
                   </pic:nvPicPr>
                   <pic:blipFill>
-                    <a:blip r:embed="rId69"/>
+                    <a:blip r:embed="rId72"/>
                     <a:stretch>
                       <a:fillRect/>
                     </a:stretch>
@@ -26424,8 +26473,8 @@
         <w:t xml:space="preserve">键角，请画出配位负离子的结构。</w:t>
       </w:r>
     </w:p>
-    <w:bookmarkEnd w:id="72"/>
-    <w:bookmarkStart w:id="79" w:name="第-12-题6-分"/>
+    <w:bookmarkEnd w:id="75"/>
+    <w:bookmarkStart w:id="82" w:name="第-12-题6-分"/>
     <w:p>
       <w:pPr>
         <w:pStyle w:val="Heading3"/>
@@ -26871,18 +26920,18 @@
           <wp:inline>
             <wp:extent cx="2520000" cy="1503409"/>
             <wp:effectExtent b="0" l="0" r="0" t="0"/>
-            <wp:docPr descr="" title="" id="74" name="Picture"/>
+            <wp:docPr descr="" title="" id="77" name="Picture"/>
             <a:graphic>
               <a:graphicData uri="http://schemas.openxmlformats.org/drawingml/2006/picture">
                 <pic:pic>
                   <pic:nvPicPr>
-                    <pic:cNvPr descr="dcee83016e5107f26faa8e5be5850e0cb49a3de1d12e77aece8736996b0fa4b5.jpg" id="75" name="Picture"/>
+                    <pic:cNvPr descr="dcee83016e5107f26faa8e5be5850e0cb49a3de1d12e77aece8736996b0fa4b5.jpg" id="78" name="Picture"/>
                     <pic:cNvPicPr>
                       <a:picLocks noChangeArrowheads="1" noChangeAspect="1"/>
                     </pic:cNvPicPr>
                   </pic:nvPicPr>
                   <pic:blipFill>
-                    <a:blip r:embed="rId73"/>
+                    <a:blip r:embed="rId76"/>
                     <a:stretch>
                       <a:fillRect/>
                     </a:stretch>
@@ -26998,18 +27047,18 @@
           <wp:inline>
             <wp:extent cx="1974646" cy="2015999"/>
             <wp:effectExtent b="0" l="0" r="0" t="0"/>
-            <wp:docPr descr="" title="" id="77" name="Picture"/>
+            <wp:docPr descr="" title="" id="80" name="Picture"/>
             <a:graphic>
               <a:graphicData uri="http://schemas.openxmlformats.org/drawingml/2006/picture">
                 <pic:pic>
                   <pic:nvPicPr>
-                    <pic:cNvPr descr="0cd90442879b65026cd127736d42ece85a01c2fa4bcbb39d52c915fe172d5ce1.jpg" id="78" name="Picture"/>
+                    <pic:cNvPr descr="0cd90442879b65026cd127736d42ece85a01c2fa4bcbb39d52c915fe172d5ce1.jpg" id="81" name="Picture"/>
                     <pic:cNvPicPr>
                       <a:picLocks noChangeArrowheads="1" noChangeAspect="1"/>
                     </pic:cNvPicPr>
                   </pic:nvPicPr>
                   <pic:blipFill>
-                    <a:blip r:embed="rId76"/>
+                    <a:blip r:embed="rId79"/>
                     <a:stretch>
                       <a:fillRect/>
                     </a:stretch>
@@ -28003,9 +28052,9 @@
         <w:t xml:space="preserve">对比。</w:t>
       </w:r>
     </w:p>
-    <w:bookmarkEnd w:id="79"/>
-    <w:bookmarkEnd w:id="80"/>
-    <w:bookmarkStart w:id="82" w:name="第三部分-化学原理第-1316-题共-48-分"/>
+    <w:bookmarkEnd w:id="82"/>
+    <w:bookmarkEnd w:id="83"/>
+    <w:bookmarkStart w:id="85" w:name="第三部分-化学原理第-1316-题共-48-分"/>
     <w:p>
       <w:pPr>
         <w:pStyle w:val="Heading2"/>
@@ -28044,7 +28093,7 @@
         <w:t xml:space="preserve">分）</w:t>
       </w:r>
     </w:p>
-    <w:bookmarkStart w:id="81" w:name="第-13-题13-分"/>
+    <w:bookmarkStart w:id="84" w:name="第-13-题13-分"/>
     <w:p>
       <w:pPr>
         <w:pStyle w:val="Heading3"/>
@@ -28100,9 +28149,9 @@
         <w:t xml:space="preserve">在化学中，意识到微观上的过程本质上都是“随机的”，宏观上的定向移动蕴含在这些随机之中。热涨落随时存在，但是在偏力的作用下，随机的运动背后也蕴含着一定的偏向。在随机的世界中产生秩序，是数学、物理、化学共同的美感。</w:t>
       </w:r>
     </w:p>
-    <w:bookmarkEnd w:id="81"/>
-    <w:bookmarkEnd w:id="82"/>
-    <w:bookmarkStart w:id="98" w:name="第1部分-简单的模型一维偏随机游走"/>
+    <w:bookmarkEnd w:id="84"/>
+    <w:bookmarkEnd w:id="85"/>
+    <w:bookmarkStart w:id="101" w:name="第1部分-简单的模型一维偏随机游走"/>
     <w:p>
       <w:pPr>
         <w:pStyle w:val="Heading2"/>
@@ -30629,18 +30678,18 @@
           <wp:inline>
             <wp:extent cx="2520000" cy="1850877"/>
             <wp:effectExtent b="0" l="0" r="0" t="0"/>
-            <wp:docPr descr="" title="" id="84" name="Picture"/>
+            <wp:docPr descr="" title="" id="87" name="Picture"/>
             <a:graphic>
               <a:graphicData uri="http://schemas.openxmlformats.org/drawingml/2006/picture">
                 <pic:pic>
                   <pic:nvPicPr>
-                    <pic:cNvPr descr="b86d37ebb05e7ce1684b4032d68cd7d9a84e048b89293ebacca329728dc9b339.jpg" id="85" name="Picture"/>
+                    <pic:cNvPr descr="b86d37ebb05e7ce1684b4032d68cd7d9a84e048b89293ebacca329728dc9b339.jpg" id="88" name="Picture"/>
                     <pic:cNvPicPr>
                       <a:picLocks noChangeArrowheads="1" noChangeAspect="1"/>
                     </pic:cNvPicPr>
                   </pic:nvPicPr>
                   <pic:blipFill>
-                    <a:blip r:embed="rId83"/>
+                    <a:blip r:embed="rId86"/>
                     <a:stretch>
                       <a:fillRect/>
                     </a:stretch>
@@ -32871,7 +32920,7 @@
         <w:t xml:space="preserve"> k。</w:t>
       </w:r>
     </w:p>
-    <w:bookmarkStart w:id="92" w:name="第-14-题13-分"/>
+    <w:bookmarkStart w:id="95" w:name="第-14-题13-分"/>
     <w:p>
       <w:pPr>
         <w:pStyle w:val="Heading3"/>
@@ -33657,18 +33706,18 @@
           <wp:inline>
             <wp:extent cx="2015999" cy="1695811"/>
             <wp:effectExtent b="0" l="0" r="0" t="0"/>
-            <wp:docPr descr="" title="" id="87" name="Picture"/>
+            <wp:docPr descr="" title="" id="90" name="Picture"/>
             <a:graphic>
               <a:graphicData uri="http://schemas.openxmlformats.org/drawingml/2006/picture">
                 <pic:pic>
                   <pic:nvPicPr>
-                    <pic:cNvPr descr="6fea6514ae0cb026e15666a23f4e4ac19387f35a294606143d06287fe4543e57.jpg" id="88" name="Picture"/>
+                    <pic:cNvPr descr="6fea6514ae0cb026e15666a23f4e4ac19387f35a294606143d06287fe4543e57.jpg" id="91" name="Picture"/>
                     <pic:cNvPicPr>
                       <a:picLocks noChangeArrowheads="1" noChangeAspect="1"/>
                     </pic:cNvPicPr>
                   </pic:nvPicPr>
                   <pic:blipFill>
-                    <a:blip r:embed="rId86"/>
+                    <a:blip r:embed="rId89"/>
                     <a:stretch>
                       <a:fillRect/>
                     </a:stretch>
@@ -36020,18 +36069,18 @@
           <wp:inline>
             <wp:extent cx="1636418" cy="2015999"/>
             <wp:effectExtent b="0" l="0" r="0" t="0"/>
-            <wp:docPr descr="" title="" id="90" name="Picture"/>
+            <wp:docPr descr="" title="" id="93" name="Picture"/>
             <a:graphic>
               <a:graphicData uri="http://schemas.openxmlformats.org/drawingml/2006/picture">
                 <pic:pic>
                   <pic:nvPicPr>
-                    <pic:cNvPr descr="8852bf4fe664ce37904822225b60fb77cff286107d9c6033eb2fbc90319fb4ed.jpg" id="91" name="Picture"/>
+                    <pic:cNvPr descr="8852bf4fe664ce37904822225b60fb77cff286107d9c6033eb2fbc90319fb4ed.jpg" id="94" name="Picture"/>
                     <pic:cNvPicPr>
                       <a:picLocks noChangeArrowheads="1" noChangeAspect="1"/>
                     </pic:cNvPicPr>
                   </pic:nvPicPr>
                   <pic:blipFill>
-                    <a:blip r:embed="rId89"/>
+                    <a:blip r:embed="rId92"/>
                     <a:stretch>
                       <a:fillRect/>
                     </a:stretch>
@@ -36871,8 +36920,8 @@
         <w:t xml:space="preserve">。</w:t>
       </w:r>
     </w:p>
-    <w:bookmarkEnd w:id="92"/>
-    <w:bookmarkStart w:id="93" w:name="第-15-题13-分"/>
+    <w:bookmarkEnd w:id="95"/>
+    <w:bookmarkStart w:id="96" w:name="第-15-题13-分"/>
     <w:p>
       <w:pPr>
         <w:pStyle w:val="Heading3"/>
@@ -41647,8 +41696,8 @@
         <w:t xml:space="preserve">酸碱加合物，画出其结构，标明价态。</w:t>
       </w:r>
     </w:p>
-    <w:bookmarkEnd w:id="93"/>
-    <w:bookmarkStart w:id="97" w:name="第-16-题9-分"/>
+    <w:bookmarkEnd w:id="96"/>
+    <w:bookmarkStart w:id="100" w:name="第-16-题9-分"/>
     <w:p>
       <w:pPr>
         <w:pStyle w:val="Heading3"/>
@@ -42152,18 +42201,18 @@
           <wp:inline>
             <wp:extent cx="2015999" cy="1894712"/>
             <wp:effectExtent b="0" l="0" r="0" t="0"/>
-            <wp:docPr descr="" title="" id="95" name="Picture"/>
+            <wp:docPr descr="" title="" id="98" name="Picture"/>
             <a:graphic>
               <a:graphicData uri="http://schemas.openxmlformats.org/drawingml/2006/picture">
                 <pic:pic>
                   <pic:nvPicPr>
-                    <pic:cNvPr descr="5d3810809a183c6724604f9e935814e17149b40273a3fa7584b3a90066cf3dd5.jpg" id="96" name="Picture"/>
+                    <pic:cNvPr descr="5d3810809a183c6724604f9e935814e17149b40273a3fa7584b3a90066cf3dd5.jpg" id="99" name="Picture"/>
                     <pic:cNvPicPr>
                       <a:picLocks noChangeArrowheads="1" noChangeAspect="1"/>
                     </pic:cNvPicPr>
                   </pic:nvPicPr>
                   <pic:blipFill>
-                    <a:blip r:embed="rId94"/>
+                    <a:blip r:embed="rId97"/>
                     <a:stretch>
                       <a:fillRect/>
                     </a:stretch>
@@ -45756,9 +45805,9 @@
         </m:oMath>
       </m:oMathPara>
     </w:p>
-    <w:bookmarkEnd w:id="97"/>
-    <w:bookmarkEnd w:id="98"/>
-    <w:bookmarkEnd w:id="99"/>
+    <w:bookmarkEnd w:id="100"/>
+    <w:bookmarkEnd w:id="101"/>
+    <w:bookmarkEnd w:id="102"/>
     <w:sectPr>
       <w:footerReference r:id="rId9" w:type="default"/>
       <w:headerReference r:id="rId10" w:type="default"/>

--- a/00-首页/题组Word/初赛模拟卷/真题版式/初赛模拟卷X（非有机·学生版·真题版式）.docx
+++ b/00-首页/题组Word/初赛模拟卷/真题版式/初赛模拟卷X（非有机·学生版·真题版式）.docx
@@ -2573,7 +2573,7 @@
       <w:r>
         <w:drawing>
           <wp:inline>
-            <wp:extent cx="2015999" cy="1833391"/>
+            <wp:extent cx="1682495" cy="1530096"/>
             <wp:effectExtent b="0" l="0" r="0" t="0"/>
             <wp:docPr descr="" title="" id="21" name="Picture"/>
             <a:graphic>
@@ -2594,7 +2594,7 @@
                   <pic:spPr bwMode="auto">
                     <a:xfrm>
                       <a:off x="0" y="0"/>
-                      <a:ext cx="2015999" cy="1833391"/>
+                      <a:ext cx="1682495" cy="1530096"/>
                     </a:xfrm>
                     <a:prstGeom prst="rect">
                       <a:avLst/>
@@ -8240,7 +8240,7 @@
       <w:r>
         <w:drawing>
           <wp:inline>
-            <wp:extent cx="2015999" cy="1692824"/>
+            <wp:extent cx="1597152" cy="1341120"/>
             <wp:effectExtent b="0" l="0" r="0" t="0"/>
             <wp:docPr descr="" title="" id="31" name="Picture"/>
             <a:graphic>
@@ -8261,7 +8261,7 @@
                   <pic:spPr bwMode="auto">
                     <a:xfrm>
                       <a:off x="0" y="0"/>
-                      <a:ext cx="2015999" cy="1692824"/>
+                      <a:ext cx="1597152" cy="1341120"/>
                     </a:xfrm>
                     <a:prstGeom prst="rect">
                       <a:avLst/>
@@ -12413,7 +12413,7 @@
             <w:r>
               <w:drawing>
                 <wp:inline>
-                  <wp:extent cx="2406600" cy="920353"/>
+                  <wp:extent cx="2359152" cy="902208"/>
                   <wp:effectExtent b="0" l="0" r="0" t="0"/>
                   <wp:docPr descr="" title="" id="40" name="Picture"/>
                   <a:graphic>
@@ -12434,7 +12434,7 @@
                         <pic:spPr bwMode="auto">
                           <a:xfrm>
                             <a:off x="0" y="0"/>
-                            <a:ext cx="2406600" cy="920353"/>
+                            <a:ext cx="2359152" cy="902208"/>
                           </a:xfrm>
                           <a:prstGeom prst="rect">
                             <a:avLst/>
@@ -12467,7 +12467,7 @@
             <w:r>
               <w:drawing>
                 <wp:inline>
-                  <wp:extent cx="2406600" cy="957665"/>
+                  <wp:extent cx="2359152" cy="938784"/>
                   <wp:effectExtent b="0" l="0" r="0" t="0"/>
                   <wp:docPr descr="" title="" id="43" name="Picture"/>
                   <a:graphic>
@@ -12488,7 +12488,7 @@
                         <pic:spPr bwMode="auto">
                           <a:xfrm>
                             <a:off x="0" y="0"/>
-                            <a:ext cx="2406600" cy="957665"/>
+                            <a:ext cx="2359152" cy="938784"/>
                           </a:xfrm>
                           <a:prstGeom prst="rect">
                             <a:avLst/>
@@ -26152,7 +26152,7 @@
       <w:r>
         <w:drawing>
           <wp:inline>
-            <wp:extent cx="1430924" cy="2375999"/>
+            <wp:extent cx="1310640" cy="2176272"/>
             <wp:effectExtent b="0" l="0" r="0" t="0"/>
             <wp:docPr descr="" title="" id="70" name="Picture"/>
             <a:graphic>
@@ -26173,7 +26173,7 @@
                   <pic:spPr bwMode="auto">
                     <a:xfrm>
                       <a:off x="0" y="0"/>
-                      <a:ext cx="1430924" cy="2375999"/>
+                      <a:ext cx="1310640" cy="2176272"/>
                     </a:xfrm>
                     <a:prstGeom prst="rect">
                       <a:avLst/>

--- a/00-首页/题组Word/初赛模拟卷/真题版式/初赛模拟卷X（非有机·学生版·真题版式）.docx
+++ b/00-首页/题组Word/初赛模拟卷/真题版式/初赛模拟卷X（非有机·学生版·真题版式）.docx
@@ -2567,13 +2567,14 @@
     <w:p>
       <w:pPr>
         <w:pStyle w:val="BodyText"/>
-        <w:spacing w:before="120" w:after="120" w:line="240" w:lineRule="auto"/>
+        <w:keepNext/>
+        <w:spacing w:before="120" w:after="40" w:line="240" w:lineRule="auto"/>
         <w:jc w:val="center"/>
       </w:pPr>
       <w:r>
         <w:drawing>
           <wp:inline>
-            <wp:extent cx="1682495" cy="1530096"/>
+            <wp:extent cx="1682496" cy="1530095"/>
             <wp:effectExtent b="0" l="0" r="0" t="0"/>
             <wp:docPr descr="" title="" id="21" name="Picture"/>
             <a:graphic>
@@ -2594,7 +2595,7 @@
                   <pic:spPr bwMode="auto">
                     <a:xfrm>
                       <a:off x="0" y="0"/>
-                      <a:ext cx="1682495" cy="1530096"/>
+                      <a:ext cx="1682496" cy="1530095"/>
                     </a:xfrm>
                     <a:prstGeom prst="rect">
                       <a:avLst/>
@@ -3210,13 +3211,14 @@
     <w:p>
       <w:pPr>
         <w:pStyle w:val="BodyText"/>
-        <w:spacing w:before="120" w:after="120" w:line="240" w:lineRule="auto"/>
+        <w:keepNext/>
+        <w:spacing w:before="120" w:after="40" w:line="240" w:lineRule="auto"/>
         <w:jc w:val="center"/>
       </w:pPr>
       <w:r>
         <w:drawing>
           <wp:inline>
-            <wp:extent cx="2520000" cy="544150"/>
+            <wp:extent cx="3024000" cy="652980"/>
             <wp:effectExtent b="0" l="0" r="0" t="0"/>
             <wp:docPr descr="" title="" id="24" name="Picture"/>
             <a:graphic>
@@ -3237,7 +3239,7 @@
                   <pic:spPr bwMode="auto">
                     <a:xfrm>
                       <a:off x="0" y="0"/>
-                      <a:ext cx="2520000" cy="544150"/>
+                      <a:ext cx="3024000" cy="652980"/>
                     </a:xfrm>
                     <a:prstGeom prst="rect">
                       <a:avLst/>
@@ -8234,13 +8236,14 @@
     <w:p>
       <w:pPr>
         <w:pStyle w:val="BodyText"/>
-        <w:spacing w:before="120" w:after="120" w:line="240" w:lineRule="auto"/>
+        <w:keepNext/>
+        <w:spacing w:before="120" w:after="40" w:line="240" w:lineRule="auto"/>
         <w:jc w:val="center"/>
       </w:pPr>
       <w:r>
         <w:drawing>
           <wp:inline>
-            <wp:extent cx="1597152" cy="1341120"/>
+            <wp:extent cx="1597152" cy="1341119"/>
             <wp:effectExtent b="0" l="0" r="0" t="0"/>
             <wp:docPr descr="" title="" id="31" name="Picture"/>
             <a:graphic>
@@ -8261,7 +8264,7 @@
                   <pic:spPr bwMode="auto">
                     <a:xfrm>
                       <a:off x="0" y="0"/>
-                      <a:ext cx="1597152" cy="1341120"/>
+                      <a:ext cx="1597152" cy="1341119"/>
                     </a:xfrm>
                     <a:prstGeom prst="rect">
                       <a:avLst/>
@@ -9152,13 +9155,14 @@
     <w:p>
       <w:pPr>
         <w:pStyle w:val="BodyText"/>
-        <w:spacing w:before="120" w:after="120" w:line="240" w:lineRule="auto"/>
+        <w:keepNext/>
+        <w:spacing w:before="120" w:after="40" w:line="240" w:lineRule="auto"/>
         <w:jc w:val="center"/>
       </w:pPr>
       <w:r>
         <w:drawing>
           <wp:inline>
-            <wp:extent cx="2520000" cy="1395141"/>
+            <wp:extent cx="3024000" cy="1674170"/>
             <wp:effectExtent b="0" l="0" r="0" t="0"/>
             <wp:docPr descr="" title="" id="34" name="Picture"/>
             <a:graphic>
@@ -9179,7 +9183,7 @@
                   <pic:spPr bwMode="auto">
                     <a:xfrm>
                       <a:off x="0" y="0"/>
-                      <a:ext cx="2520000" cy="1395141"/>
+                      <a:ext cx="3024000" cy="1674170"/>
                     </a:xfrm>
                     <a:prstGeom prst="rect">
                       <a:avLst/>
@@ -12349,13 +12353,14 @@
       <w:tblPr>
         <w:tblStyle w:val="Table"/>
         <w:tblW w:type="dxa" w:w="9752"/>
+        <w:jc w:val="center"/>
         <w:tblBorders>
-          <w:top w:val="single" w:sz="6" w:space="0" w:color="000000"/>
-          <w:left w:val="single" w:sz="6" w:space="0" w:color="000000"/>
-          <w:bottom w:val="single" w:sz="6" w:space="0" w:color="000000"/>
-          <w:right w:val="single" w:sz="6" w:space="0" w:color="000000"/>
-          <w:insideH w:val="single" w:sz="6" w:space="0" w:color="000000"/>
-          <w:insideV w:val="single" w:sz="6" w:space="0" w:color="000000"/>
+          <w:top w:val="nil"/>
+          <w:left w:val="nil"/>
+          <w:bottom w:val="nil"/>
+          <w:right w:val="nil"/>
+          <w:insideH w:val="nil"/>
+          <w:insideV w:val="nil"/>
         </w:tblBorders>
         <w:tblLayout w:type="fixed"/>
         <w:tblLook w:firstRow="1" w:lastRow="0" w:firstColumn="0" w:lastColumn="0" w:noHBand="0" w:noVBand="0" w:val="0020"/>
@@ -12413,7 +12418,7 @@
             <w:r>
               <w:drawing>
                 <wp:inline>
-                  <wp:extent cx="2359152" cy="902208"/>
+                  <wp:extent cx="2359152" cy="902207"/>
                   <wp:effectExtent b="0" l="0" r="0" t="0"/>
                   <wp:docPr descr="" title="" id="40" name="Picture"/>
                   <a:graphic>
@@ -12434,7 +12439,7 @@
                         <pic:spPr bwMode="auto">
                           <a:xfrm>
                             <a:off x="0" y="0"/>
-                            <a:ext cx="2359152" cy="902208"/>
+                            <a:ext cx="2359152" cy="902207"/>
                           </a:xfrm>
                           <a:prstGeom prst="rect">
                             <a:avLst/>
@@ -12467,7 +12472,7 @@
             <w:r>
               <w:drawing>
                 <wp:inline>
-                  <wp:extent cx="2359152" cy="938784"/>
+                  <wp:extent cx="2359152" cy="938783"/>
                   <wp:effectExtent b="0" l="0" r="0" t="0"/>
                   <wp:docPr descr="" title="" id="43" name="Picture"/>
                   <a:graphic>
@@ -12488,7 +12493,7 @@
                         <pic:spPr bwMode="auto">
                           <a:xfrm>
                             <a:off x="0" y="0"/>
-                            <a:ext cx="2359152" cy="938784"/>
+                            <a:ext cx="2359152" cy="938783"/>
                           </a:xfrm>
                           <a:prstGeom prst="rect">
                             <a:avLst/>
@@ -12825,13 +12830,14 @@
       <w:tblPr>
         <w:tblStyle w:val="Table"/>
         <w:tblW w:type="dxa" w:w="9752"/>
+        <w:jc w:val="center"/>
         <w:tblBorders>
-          <w:top w:val="single" w:sz="6" w:space="0" w:color="000000"/>
-          <w:left w:val="single" w:sz="6" w:space="0" w:color="000000"/>
-          <w:bottom w:val="single" w:sz="6" w:space="0" w:color="000000"/>
-          <w:right w:val="single" w:sz="6" w:space="0" w:color="000000"/>
-          <w:insideH w:val="single" w:sz="6" w:space="0" w:color="000000"/>
-          <w:insideV w:val="single" w:sz="6" w:space="0" w:color="000000"/>
+          <w:top w:val="nil"/>
+          <w:left w:val="nil"/>
+          <w:bottom w:val="nil"/>
+          <w:right w:val="nil"/>
+          <w:insideH w:val="nil"/>
+          <w:insideV w:val="nil"/>
         </w:tblBorders>
         <w:tblLayout w:type="fixed"/>
         <w:tblLook w:firstRow="0" w:lastRow="0" w:firstColumn="0" w:lastColumn="0" w:noHBand="0" w:noVBand="0" w:val="0000"/>
@@ -13565,13 +13571,14 @@
     <w:p>
       <w:pPr>
         <w:pStyle w:val="BodyText"/>
-        <w:spacing w:before="120" w:after="120" w:line="240" w:lineRule="auto"/>
+        <w:keepNext/>
+        <w:spacing w:before="120" w:after="40" w:line="240" w:lineRule="auto"/>
         <w:jc w:val="center"/>
       </w:pPr>
       <w:r>
         <w:drawing>
           <wp:inline>
-            <wp:extent cx="2015999" cy="1834922"/>
+            <wp:extent cx="2036064" cy="1853183"/>
             <wp:effectExtent b="0" l="0" r="0" t="0"/>
             <wp:docPr descr="" title="" id="52" name="Picture"/>
             <a:graphic>
@@ -13592,7 +13599,7 @@
                   <pic:spPr bwMode="auto">
                     <a:xfrm>
                       <a:off x="0" y="0"/>
-                      <a:ext cx="2015999" cy="1834922"/>
+                      <a:ext cx="2036064" cy="1853183"/>
                     </a:xfrm>
                     <a:prstGeom prst="rect">
                       <a:avLst/>
@@ -14106,13 +14113,14 @@
     <w:p>
       <w:pPr>
         <w:pStyle w:val="BodyText"/>
-        <w:spacing w:before="120" w:after="120" w:line="240" w:lineRule="auto"/>
+        <w:keepNext/>
+        <w:spacing w:before="120" w:after="40" w:line="240" w:lineRule="auto"/>
         <w:jc w:val="center"/>
       </w:pPr>
       <w:r>
         <w:drawing>
           <wp:inline>
-            <wp:extent cx="2520000" cy="1308219"/>
+            <wp:extent cx="3024000" cy="1569863"/>
             <wp:effectExtent b="0" l="0" r="0" t="0"/>
             <wp:docPr descr="" title="" id="55" name="Picture"/>
             <a:graphic>
@@ -14133,7 +14141,7 @@
                   <pic:spPr bwMode="auto">
                     <a:xfrm>
                       <a:off x="0" y="0"/>
-                      <a:ext cx="2520000" cy="1308219"/>
+                      <a:ext cx="3024000" cy="1569863"/>
                     </a:xfrm>
                     <a:prstGeom prst="rect">
                       <a:avLst/>
@@ -15846,7 +15854,8 @@
     <w:p>
       <w:pPr>
         <w:pStyle w:val="FirstParagraph"/>
-        <w:spacing w:before="120" w:after="120" w:line="240" w:lineRule="auto"/>
+        <w:keepNext/>
+        <w:spacing w:before="120" w:after="40" w:line="240" w:lineRule="auto"/>
         <w:jc w:val="center"/>
       </w:pPr>
       <w:r>
@@ -15919,13 +15928,14 @@
     <w:p>
       <w:pPr>
         <w:pStyle w:val="BodyText"/>
-        <w:spacing w:before="120" w:after="120" w:line="240" w:lineRule="auto"/>
+        <w:keepNext/>
+        <w:spacing w:before="120" w:after="40" w:line="240" w:lineRule="auto"/>
         <w:jc w:val="center"/>
       </w:pPr>
       <w:r>
         <w:drawing>
           <wp:inline>
-            <wp:extent cx="2520000" cy="1340955"/>
+            <wp:extent cx="3024000" cy="1609146"/>
             <wp:effectExtent b="0" l="0" r="0" t="0"/>
             <wp:docPr descr="" title="" id="61" name="Picture"/>
             <a:graphic>
@@ -15946,7 +15956,7 @@
                   <pic:spPr bwMode="auto">
                     <a:xfrm>
                       <a:off x="0" y="0"/>
-                      <a:ext cx="2520000" cy="1340955"/>
+                      <a:ext cx="3024000" cy="1609146"/>
                     </a:xfrm>
                     <a:prstGeom prst="rect">
                       <a:avLst/>
@@ -23944,13 +23954,14 @@
     <w:p>
       <w:pPr>
         <w:pStyle w:val="BodyText"/>
-        <w:spacing w:before="120" w:after="120" w:line="240" w:lineRule="auto"/>
+        <w:keepNext/>
+        <w:spacing w:before="120" w:after="40" w:line="240" w:lineRule="auto"/>
         <w:jc w:val="center"/>
       </w:pPr>
       <w:r>
         <w:drawing>
           <wp:inline>
-            <wp:extent cx="2520000" cy="1084748"/>
+            <wp:extent cx="3024000" cy="1301697"/>
             <wp:effectExtent b="0" l="0" r="0" t="0"/>
             <wp:docPr descr="" title="" id="66" name="Picture"/>
             <a:graphic>
@@ -23971,7 +23982,7 @@
                   <pic:spPr bwMode="auto">
                     <a:xfrm>
                       <a:off x="0" y="0"/>
-                      <a:ext cx="2520000" cy="1084748"/>
+                      <a:ext cx="3024000" cy="1301697"/>
                     </a:xfrm>
                     <a:prstGeom prst="rect">
                       <a:avLst/>
@@ -26146,13 +26157,14 @@
     <w:p>
       <w:pPr>
         <w:pStyle w:val="BodyText"/>
-        <w:spacing w:before="120" w:after="120" w:line="240" w:lineRule="auto"/>
+        <w:keepNext/>
+        <w:spacing w:before="120" w:after="40" w:line="240" w:lineRule="auto"/>
         <w:jc w:val="center"/>
       </w:pPr>
       <w:r>
         <w:drawing>
           <wp:inline>
-            <wp:extent cx="1310640" cy="2176272"/>
+            <wp:extent cx="1310639" cy="2176272"/>
             <wp:effectExtent b="0" l="0" r="0" t="0"/>
             <wp:docPr descr="" title="" id="70" name="Picture"/>
             <a:graphic>
@@ -26173,7 +26185,7 @@
                   <pic:spPr bwMode="auto">
                     <a:xfrm>
                       <a:off x="0" y="0"/>
-                      <a:ext cx="1310640" cy="2176272"/>
+                      <a:ext cx="1310639" cy="2176272"/>
                     </a:xfrm>
                     <a:prstGeom prst="rect">
                       <a:avLst/>
@@ -26289,13 +26301,14 @@
     <w:p>
       <w:pPr>
         <w:pStyle w:val="BodyText"/>
-        <w:spacing w:before="120" w:after="120" w:line="240" w:lineRule="auto"/>
+        <w:keepNext/>
+        <w:spacing w:before="120" w:after="40" w:line="240" w:lineRule="auto"/>
         <w:jc w:val="center"/>
       </w:pPr>
       <w:r>
         <w:drawing>
           <wp:inline>
-            <wp:extent cx="2520000" cy="745794"/>
+            <wp:extent cx="3024000" cy="894953"/>
             <wp:effectExtent b="0" l="0" r="0" t="0"/>
             <wp:docPr descr="" title="" id="73" name="Picture"/>
             <a:graphic>
@@ -26316,7 +26329,7 @@
                   <pic:spPr bwMode="auto">
                     <a:xfrm>
                       <a:off x="0" y="0"/>
-                      <a:ext cx="2520000" cy="745794"/>
+                      <a:ext cx="3024000" cy="894953"/>
                     </a:xfrm>
                     <a:prstGeom prst="rect">
                       <a:avLst/>
@@ -26912,13 +26925,14 @@
     <w:p>
       <w:pPr>
         <w:pStyle w:val="BodyText"/>
-        <w:spacing w:before="120" w:after="120" w:line="240" w:lineRule="auto"/>
+        <w:keepNext/>
+        <w:spacing w:before="120" w:after="40" w:line="240" w:lineRule="auto"/>
         <w:jc w:val="center"/>
       </w:pPr>
       <w:r>
         <w:drawing>
           <wp:inline>
-            <wp:extent cx="2520000" cy="1503409"/>
+            <wp:extent cx="3020570" cy="1802043"/>
             <wp:effectExtent b="0" l="0" r="0" t="0"/>
             <wp:docPr descr="" title="" id="77" name="Picture"/>
             <a:graphic>
@@ -26939,7 +26953,7 @@
                   <pic:spPr bwMode="auto">
                     <a:xfrm>
                       <a:off x="0" y="0"/>
-                      <a:ext cx="2520000" cy="1503409"/>
+                      <a:ext cx="3020570" cy="1802043"/>
                     </a:xfrm>
                     <a:prstGeom prst="rect">
                       <a:avLst/>
@@ -26961,7 +26975,7 @@
     <w:p>
       <w:pPr>
         <w:pStyle w:val="BodyText"/>
-        <w:spacing w:before="40" w:after="120" w:line="276" w:lineRule="auto"/>
+        <w:spacing w:before="0" w:after="120" w:line="240" w:lineRule="auto"/>
         <w:jc w:val="center"/>
       </w:pPr>
       <w:r>
@@ -27039,13 +27053,14 @@
     <w:p>
       <w:pPr>
         <w:pStyle w:val="BodyText"/>
-        <w:spacing w:before="120" w:after="120" w:line="240" w:lineRule="auto"/>
+        <w:keepNext/>
+        <w:spacing w:before="120" w:after="40" w:line="240" w:lineRule="auto"/>
         <w:jc w:val="center"/>
       </w:pPr>
       <w:r>
         <w:drawing>
           <wp:inline>
-            <wp:extent cx="1974646" cy="2015999"/>
+            <wp:extent cx="2115692" cy="2160000"/>
             <wp:effectExtent b="0" l="0" r="0" t="0"/>
             <wp:docPr descr="" title="" id="80" name="Picture"/>
             <a:graphic>
@@ -27066,7 +27081,7 @@
                   <pic:spPr bwMode="auto">
                     <a:xfrm>
                       <a:off x="0" y="0"/>
-                      <a:ext cx="1974646" cy="2015999"/>
+                      <a:ext cx="2115692" cy="2160000"/>
                     </a:xfrm>
                     <a:prstGeom prst="rect">
                       <a:avLst/>
@@ -27088,7 +27103,7 @@
     <w:p>
       <w:pPr>
         <w:pStyle w:val="BodyText"/>
-        <w:spacing w:before="40" w:after="120" w:line="276" w:lineRule="auto"/>
+        <w:spacing w:before="0" w:after="120" w:line="240" w:lineRule="auto"/>
         <w:jc w:val="center"/>
       </w:pPr>
       <w:r>
@@ -28767,7 +28782,7 @@
         <w:spacing w:before="0" w:after="0" w:line="276" w:lineRule="auto"/>
       </w:pPr>
       <w:r>
-        <w:t xml:space="preserve">6.1 </w:t>
+        <w:t xml:space="preserve">13-1 </w:t>
       </w:r>
       <w:r>
         <w:rPr>
@@ -28791,7 +28806,7 @@
         <w:spacing w:before="0" w:after="0" w:line="276" w:lineRule="auto"/>
       </w:pPr>
       <w:r>
-        <w:t xml:space="preserve">6.1.1 </w:t>
+        <w:t xml:space="preserve">13-1-1 </w:t>
       </w:r>
       <w:r>
         <w:rPr>
@@ -28806,7 +28821,7 @@
         <w:spacing w:before="0" w:after="0" w:line="276" w:lineRule="auto"/>
       </w:pPr>
       <w:r>
-        <w:t xml:space="preserve">6.1.2 </w:t>
+        <w:t xml:space="preserve">13-1-2 </w:t>
       </w:r>
       <w:r>
         <w:rPr>
@@ -28916,7 +28931,7 @@
         <w:spacing w:before="0" w:after="0" w:line="276" w:lineRule="auto"/>
       </w:pPr>
       <w:r>
-        <w:t xml:space="preserve">6.2.1 </w:t>
+        <w:t xml:space="preserve">13-2-1 </w:t>
       </w:r>
       <w:r>
         <w:rPr>
@@ -29072,7 +29087,7 @@
         <w:spacing w:before="0" w:after="0" w:line="276" w:lineRule="auto"/>
       </w:pPr>
       <w:r>
-        <w:t xml:space="preserve">6.2.2 </w:t>
+        <w:t xml:space="preserve">13-2-2 </w:t>
       </w:r>
       <w:r>
         <w:rPr>
@@ -29096,7 +29111,7 @@
         <w:spacing w:before="0" w:after="0" w:line="276" w:lineRule="auto"/>
       </w:pPr>
       <w:r>
-        <w:t xml:space="preserve">6.2.3 </w:t>
+        <w:t xml:space="preserve">13-2-3 </w:t>
       </w:r>
       <w:r>
         <w:rPr>
@@ -29111,7 +29126,7 @@
         <w:spacing w:before="0" w:after="0" w:line="276" w:lineRule="auto"/>
       </w:pPr>
       <w:r>
-        <w:t xml:space="preserve">6.2.4 </w:t>
+        <w:t xml:space="preserve">13-2-4 </w:t>
       </w:r>
       <w:r>
         <w:rPr>
@@ -29875,7 +29890,7 @@
         <w:spacing w:before="0" w:after="0" w:line="276" w:lineRule="auto"/>
       </w:pPr>
       <w:r>
-        <w:t xml:space="preserve">6.3 </w:t>
+        <w:t xml:space="preserve">13-3 </w:t>
       </w:r>
       <w:r>
         <w:rPr>
@@ -30670,13 +30685,14 @@
     <w:p>
       <w:pPr>
         <w:pStyle w:val="BodyText"/>
-        <w:spacing w:before="120" w:after="120" w:line="240" w:lineRule="auto"/>
+        <w:keepNext/>
+        <w:spacing w:before="120" w:after="40" w:line="240" w:lineRule="auto"/>
         <w:jc w:val="center"/>
       </w:pPr>
       <w:r>
         <w:drawing>
           <wp:inline>
-            <wp:extent cx="2520000" cy="1850877"/>
+            <wp:extent cx="2548758" cy="1872000"/>
             <wp:effectExtent b="0" l="0" r="0" t="0"/>
             <wp:docPr descr="" title="" id="87" name="Picture"/>
             <a:graphic>
@@ -30697,7 +30713,7 @@
                   <pic:spPr bwMode="auto">
                     <a:xfrm>
                       <a:off x="0" y="0"/>
-                      <a:ext cx="2520000" cy="1850877"/>
+                      <a:ext cx="2548758" cy="1872000"/>
                     </a:xfrm>
                     <a:prstGeom prst="rect">
                       <a:avLst/>
@@ -30719,8 +30735,9 @@
     <w:p>
       <w:pPr>
         <w:pStyle w:val="BodyText"/>
-        <w:spacing w:before="0" w:after="0" w:line="276" w:lineRule="auto"/>
+        <w:spacing w:before="0" w:after="120" w:line="240" w:lineRule="auto"/>
         <w:ind w:firstLineChars="200" w:firstLine="420"/>
+        <w:jc w:val="center"/>
       </w:pPr>
       <w:r>
         <w:t xml:space="preserve">reaction coordinate</w:t>
@@ -31497,7 +31514,7 @@
         <w:spacing w:before="0" w:after="0" w:line="276" w:lineRule="auto"/>
       </w:pPr>
       <w:r>
-        <w:t xml:space="preserve">6.4.1 </w:t>
+        <w:t xml:space="preserve">13-4-1 </w:t>
       </w:r>
       <w:r>
         <w:rPr>
@@ -31674,7 +31691,7 @@
         <w:spacing w:before="0" w:after="0" w:line="276" w:lineRule="auto"/>
       </w:pPr>
       <w:r>
-        <w:t xml:space="preserve">6.4.2 </w:t>
+        <w:t xml:space="preserve">13-4-2 </w:t>
       </w:r>
       <w:r>
         <w:rPr>
@@ -32199,7 +32216,7 @@
         <w:spacing w:before="0" w:after="0" w:line="276" w:lineRule="auto"/>
       </w:pPr>
       <w:r>
-        <w:t xml:space="preserve">6.4.3 </w:t>
+        <w:t xml:space="preserve">13-4-3 </w:t>
       </w:r>
       <w:r>
         <w:rPr>
@@ -32751,7 +32768,7 @@
         <w:spacing w:before="0" w:after="0" w:line="276" w:lineRule="auto"/>
       </w:pPr>
       <w:r>
-        <w:t xml:space="preserve">6.4.4 </w:t>
+        <w:t xml:space="preserve">13-4-4 </w:t>
       </w:r>
       <w:r>
         <w:rPr>
@@ -33698,13 +33715,14 @@
     <w:p>
       <w:pPr>
         <w:pStyle w:val="BodyText"/>
-        <w:spacing w:before="120" w:after="120" w:line="240" w:lineRule="auto"/>
+        <w:keepNext/>
+        <w:spacing w:before="120" w:after="40" w:line="240" w:lineRule="auto"/>
         <w:jc w:val="center"/>
       </w:pPr>
       <w:r>
         <w:drawing>
           <wp:inline>
-            <wp:extent cx="2015999" cy="1695811"/>
+            <wp:extent cx="2160000" cy="1816941"/>
             <wp:effectExtent b="0" l="0" r="0" t="0"/>
             <wp:docPr descr="" title="" id="90" name="Picture"/>
             <a:graphic>
@@ -33725,7 +33743,7 @@
                   <pic:spPr bwMode="auto">
                     <a:xfrm>
                       <a:off x="0" y="0"/>
-                      <a:ext cx="2015999" cy="1695811"/>
+                      <a:ext cx="2160000" cy="1816941"/>
                     </a:xfrm>
                     <a:prstGeom prst="rect">
                       <a:avLst/>
@@ -36061,13 +36079,14 @@
     <w:p>
       <w:pPr>
         <w:pStyle w:val="BodyText"/>
-        <w:spacing w:before="120" w:after="120" w:line="240" w:lineRule="auto"/>
+        <w:keepNext/>
+        <w:spacing w:before="120" w:after="40" w:line="240" w:lineRule="auto"/>
         <w:jc w:val="center"/>
       </w:pPr>
       <w:r>
         <w:drawing>
           <wp:inline>
-            <wp:extent cx="1636418" cy="2015999"/>
+            <wp:extent cx="1753305" cy="2160000"/>
             <wp:effectExtent b="0" l="0" r="0" t="0"/>
             <wp:docPr descr="" title="" id="93" name="Picture"/>
             <a:graphic>
@@ -36088,7 +36107,7 @@
                   <pic:spPr bwMode="auto">
                     <a:xfrm>
                       <a:off x="0" y="0"/>
-                      <a:ext cx="1636418" cy="2015999"/>
+                      <a:ext cx="1753305" cy="2160000"/>
                     </a:xfrm>
                     <a:prstGeom prst="rect">
                       <a:avLst/>
@@ -42193,13 +42212,14 @@
     <w:p>
       <w:pPr>
         <w:pStyle w:val="BodyText"/>
-        <w:spacing w:before="120" w:after="120" w:line="240" w:lineRule="auto"/>
+        <w:keepNext/>
+        <w:spacing w:before="120" w:after="40" w:line="240" w:lineRule="auto"/>
         <w:jc w:val="center"/>
       </w:pPr>
       <w:r>
         <w:drawing>
           <wp:inline>
-            <wp:extent cx="2015999" cy="1894712"/>
+            <wp:extent cx="2160000" cy="2030048"/>
             <wp:effectExtent b="0" l="0" r="0" t="0"/>
             <wp:docPr descr="" title="" id="98" name="Picture"/>
             <a:graphic>
@@ -42220,7 +42240,7 @@
                   <pic:spPr bwMode="auto">
                     <a:xfrm>
                       <a:off x="0" y="0"/>
-                      <a:ext cx="2015999" cy="1894712"/>
+                      <a:ext cx="2160000" cy="2030048"/>
                     </a:xfrm>
                     <a:prstGeom prst="rect">
                       <a:avLst/>

--- a/00-首页/题组Word/初赛模拟卷/真题版式/初赛模拟卷X（非有机·学生版·真题版式）.docx
+++ b/00-首页/题组Word/初赛模拟卷/真题版式/初赛模拟卷X（非有机·学生版·真题版式）.docx
@@ -12521,7 +12521,7 @@
         <w:spacing w:before="0" w:after="0" w:line="276" w:lineRule="auto"/>
       </w:pPr>
       <w:r>
-        <w:t xml:space="preserve">4-1-21994 </w:t>
+        <w:t xml:space="preserve">8-1-2 1994 </w:t>
       </w:r>
       <w:r>
         <w:rPr>
@@ -12963,7 +12963,7 @@
         <w:spacing w:before="0" w:after="0" w:line="276" w:lineRule="auto"/>
       </w:pPr>
       <w:r>
-        <w:t xml:space="preserve">4-22004 </w:t>
+        <w:t xml:space="preserve">8-2 2004 </w:t>
       </w:r>
       <w:r>
         <w:rPr>
@@ -13761,7 +13761,7 @@
         <w:spacing w:before="0" w:after="0" w:line="276" w:lineRule="auto"/>
       </w:pPr>
       <w:r>
-        <w:t xml:space="preserve">4-32023 </w:t>
+        <w:t xml:space="preserve">8-3 2023 </w:t>
       </w:r>
       <w:r>
         <w:rPr>
@@ -16017,7 +16017,7 @@
         <w:spacing w:before="0" w:after="0" w:line="276" w:lineRule="auto"/>
       </w:pPr>
       <w:r>
-        <w:t xml:space="preserve">4-52023 </w:t>
+        <w:t xml:space="preserve">8-5 2023 </w:t>
       </w:r>
       <w:r>
         <w:rPr>
@@ -17296,7 +17296,7 @@
         <w:spacing w:before="0" w:after="0" w:line="276" w:lineRule="auto"/>
       </w:pPr>
       <w:r>
-        <w:t xml:space="preserve">4-62024 </w:t>
+        <w:t xml:space="preserve">8-6 2024 </w:t>
       </w:r>
       <w:r>
         <w:rPr>
@@ -37020,7 +37020,7 @@
         <w:spacing w:before="0" w:after="0" w:line="276" w:lineRule="auto"/>
       </w:pPr>
       <w:r>
-        <w:t xml:space="preserve">4-11994 </w:t>
+        <w:t xml:space="preserve">15-1 1994 </w:t>
       </w:r>
       <w:r>
         <w:rPr>

--- a/00-首页/题组Word/初赛模拟卷/真题版式/初赛模拟卷X（非有机·学生版·真题版式）.docx
+++ b/00-首页/题组Word/初赛模拟卷/真题版式/初赛模拟卷X（非有机·学生版·真题版式）.docx
@@ -2,7 +2,7 @@
 <file path=word/document.xml><?xml version="1.0" encoding="utf-8"?>
 <w:document xmlns:w="http://schemas.openxmlformats.org/wordprocessingml/2006/main" xmlns:m="http://schemas.openxmlformats.org/officeDocument/2006/math" xmlns:r="http://schemas.openxmlformats.org/officeDocument/2006/relationships" xmlns:o="urn:schemas-microsoft-com:office:office" xmlns:v="urn:schemas-microsoft-com:vml" xmlns:w10="urn:schemas-microsoft-com:office:word" xmlns:a="http://schemas.openxmlformats.org/drawingml/2006/main" xmlns:pic="http://schemas.openxmlformats.org/drawingml/2006/picture" xmlns:wp="http://schemas.openxmlformats.org/drawingml/2006/wordprocessingDrawing">
   <w:body>
-    <w:bookmarkStart w:id="102" w:name="初赛模拟卷-x非有机"/>
+    <w:bookmarkStart w:id="103" w:name="初赛模拟卷-x非有机"/>
     <w:p>
       <w:pPr>
         <w:pStyle w:val="Heading1"/>
@@ -28166,7 +28166,7 @@
     </w:p>
     <w:bookmarkEnd w:id="84"/>
     <w:bookmarkEnd w:id="85"/>
-    <w:bookmarkStart w:id="101" w:name="第1部分-简单的模型一维偏随机游走"/>
+    <w:bookmarkStart w:id="86" w:name="第1部分-简单的模型一维偏随机游走"/>
     <w:p>
       <w:pPr>
         <w:pStyle w:val="Heading2"/>
@@ -29475,11 +29475,11 @@
         <w:t xml:space="preserve">(e)该蛋白的运动是热力学不可逆的</w:t>
       </w:r>
     </w:p>
+    <w:bookmarkEnd w:id="86"/>
+    <w:bookmarkStart w:id="102" w:name="第2部分-化学动力学中的类似kramers模型"/>
     <w:p>
       <w:pPr>
-        <w:pStyle w:val="BodyText"/>
-        <w:spacing w:before="0" w:after="0" w:line="276" w:lineRule="auto"/>
-        <w:ind w:firstLineChars="200" w:firstLine="420"/>
+        <w:pStyle w:val="Heading2"/>
       </w:pPr>
       <w:r>
         <w:rPr>
@@ -29499,7 +29499,7 @@
     </w:p>
     <w:p>
       <w:pPr>
-        <w:pStyle w:val="BodyText"/>
+        <w:pStyle w:val="FirstParagraph"/>
         <w:spacing w:before="0" w:after="0" w:line="276" w:lineRule="auto"/>
         <w:ind w:firstLineChars="200" w:firstLine="420"/>
       </w:pPr>
@@ -30694,18 +30694,18 @@
           <wp:inline>
             <wp:extent cx="2548758" cy="1872000"/>
             <wp:effectExtent b="0" l="0" r="0" t="0"/>
-            <wp:docPr descr="" title="" id="87" name="Picture"/>
+            <wp:docPr descr="" title="" id="88" name="Picture"/>
             <a:graphic>
               <a:graphicData uri="http://schemas.openxmlformats.org/drawingml/2006/picture">
                 <pic:pic>
                   <pic:nvPicPr>
-                    <pic:cNvPr descr="b86d37ebb05e7ce1684b4032d68cd7d9a84e048b89293ebacca329728dc9b339.jpg" id="88" name="Picture"/>
+                    <pic:cNvPr descr="b86d37ebb05e7ce1684b4032d68cd7d9a84e048b89293ebacca329728dc9b339.jpg" id="89" name="Picture"/>
                     <pic:cNvPicPr>
                       <a:picLocks noChangeArrowheads="1" noChangeAspect="1"/>
                     </pic:cNvPicPr>
                   </pic:nvPicPr>
                   <pic:blipFill>
-                    <a:blip r:embed="rId86"/>
+                    <a:blip r:embed="rId87"/>
                     <a:stretch>
                       <a:fillRect/>
                     </a:stretch>
@@ -32937,7 +32937,7 @@
         <w:t xml:space="preserve"> k。</w:t>
       </w:r>
     </w:p>
-    <w:bookmarkStart w:id="95" w:name="第-14-题13-分"/>
+    <w:bookmarkStart w:id="96" w:name="第-14-题13-分"/>
     <w:p>
       <w:pPr>
         <w:pStyle w:val="Heading3"/>
@@ -33724,18 +33724,18 @@
           <wp:inline>
             <wp:extent cx="2160000" cy="1816941"/>
             <wp:effectExtent b="0" l="0" r="0" t="0"/>
-            <wp:docPr descr="" title="" id="90" name="Picture"/>
+            <wp:docPr descr="" title="" id="91" name="Picture"/>
             <a:graphic>
               <a:graphicData uri="http://schemas.openxmlformats.org/drawingml/2006/picture">
                 <pic:pic>
                   <pic:nvPicPr>
-                    <pic:cNvPr descr="6fea6514ae0cb026e15666a23f4e4ac19387f35a294606143d06287fe4543e57.jpg" id="91" name="Picture"/>
+                    <pic:cNvPr descr="6fea6514ae0cb026e15666a23f4e4ac19387f35a294606143d06287fe4543e57.jpg" id="92" name="Picture"/>
                     <pic:cNvPicPr>
                       <a:picLocks noChangeArrowheads="1" noChangeAspect="1"/>
                     </pic:cNvPicPr>
                   </pic:nvPicPr>
                   <pic:blipFill>
-                    <a:blip r:embed="rId89"/>
+                    <a:blip r:embed="rId90"/>
                     <a:stretch>
                       <a:fillRect/>
                     </a:stretch>
@@ -36088,18 +36088,18 @@
           <wp:inline>
             <wp:extent cx="1753305" cy="2160000"/>
             <wp:effectExtent b="0" l="0" r="0" t="0"/>
-            <wp:docPr descr="" title="" id="93" name="Picture"/>
+            <wp:docPr descr="" title="" id="94" name="Picture"/>
             <a:graphic>
               <a:graphicData uri="http://schemas.openxmlformats.org/drawingml/2006/picture">
                 <pic:pic>
                   <pic:nvPicPr>
-                    <pic:cNvPr descr="8852bf4fe664ce37904822225b60fb77cff286107d9c6033eb2fbc90319fb4ed.jpg" id="94" name="Picture"/>
+                    <pic:cNvPr descr="8852bf4fe664ce37904822225b60fb77cff286107d9c6033eb2fbc90319fb4ed.jpg" id="95" name="Picture"/>
                     <pic:cNvPicPr>
                       <a:picLocks noChangeArrowheads="1" noChangeAspect="1"/>
                     </pic:cNvPicPr>
                   </pic:nvPicPr>
                   <pic:blipFill>
-                    <a:blip r:embed="rId92"/>
+                    <a:blip r:embed="rId93"/>
                     <a:stretch>
                       <a:fillRect/>
                     </a:stretch>
@@ -36939,8 +36939,8 @@
         <w:t xml:space="preserve">。</w:t>
       </w:r>
     </w:p>
-    <w:bookmarkEnd w:id="95"/>
-    <w:bookmarkStart w:id="96" w:name="第-15-题13-分"/>
+    <w:bookmarkEnd w:id="96"/>
+    <w:bookmarkStart w:id="97" w:name="第-15-题13-分"/>
     <w:p>
       <w:pPr>
         <w:pStyle w:val="Heading3"/>
@@ -41715,8 +41715,8 @@
         <w:t xml:space="preserve">酸碱加合物，画出其结构，标明价态。</w:t>
       </w:r>
     </w:p>
-    <w:bookmarkEnd w:id="96"/>
-    <w:bookmarkStart w:id="100" w:name="第-16-题9-分"/>
+    <w:bookmarkEnd w:id="97"/>
+    <w:bookmarkStart w:id="101" w:name="第-16-题9-分"/>
     <w:p>
       <w:pPr>
         <w:pStyle w:val="Heading3"/>
@@ -42221,18 +42221,18 @@
           <wp:inline>
             <wp:extent cx="2160000" cy="2030048"/>
             <wp:effectExtent b="0" l="0" r="0" t="0"/>
-            <wp:docPr descr="" title="" id="98" name="Picture"/>
+            <wp:docPr descr="" title="" id="99" name="Picture"/>
             <a:graphic>
               <a:graphicData uri="http://schemas.openxmlformats.org/drawingml/2006/picture">
                 <pic:pic>
                   <pic:nvPicPr>
-                    <pic:cNvPr descr="5d3810809a183c6724604f9e935814e17149b40273a3fa7584b3a90066cf3dd5.jpg" id="99" name="Picture"/>
+                    <pic:cNvPr descr="5d3810809a183c6724604f9e935814e17149b40273a3fa7584b3a90066cf3dd5.jpg" id="100" name="Picture"/>
                     <pic:cNvPicPr>
                       <a:picLocks noChangeArrowheads="1" noChangeAspect="1"/>
                     </pic:cNvPicPr>
                   </pic:nvPicPr>
                   <pic:blipFill>
-                    <a:blip r:embed="rId97"/>
+                    <a:blip r:embed="rId98"/>
                     <a:stretch>
                       <a:fillRect/>
                     </a:stretch>
@@ -45825,9 +45825,9 @@
         </m:oMath>
       </m:oMathPara>
     </w:p>
-    <w:bookmarkEnd w:id="100"/>
     <w:bookmarkEnd w:id="101"/>
     <w:bookmarkEnd w:id="102"/>
+    <w:bookmarkEnd w:id="103"/>
     <w:sectPr>
       <w:footerReference r:id="rId9" w:type="default"/>
       <w:headerReference r:id="rId10" w:type="default"/>

--- a/00-首页/题组Word/初赛模拟卷/真题版式/初赛模拟卷X（非有机·学生版·真题版式）.docx
+++ b/00-首页/题组Word/初赛模拟卷/真题版式/初赛模拟卷X（非有机·学生版·真题版式）.docx
@@ -62,7 +62,7 @@
         <w:t xml:space="preserve">分）</w:t>
       </w:r>
     </w:p>
-    <w:bookmarkStart w:id="19" w:name="第-1-题7-分"/>
+    <w:bookmarkStart w:id="19" w:name="第-1-题7-分生物相容性的金属"/>
     <w:p>
       <w:pPr>
         <w:pStyle w:val="Heading3"/>
@@ -89,7 +89,7 @@
         <w:rPr>
           <w:rFonts w:ascii="Times New Roman" w:hAnsi="Times New Roman" w:cs="Times New Roman" w:eastAsia="SimSun"/>
         </w:rPr>
-        <w:t xml:space="preserve">分）</w:t>
+        <w:t xml:space="preserve">分）生物相容性的金属</w:t>
       </w:r>
     </w:p>
     <w:p>
@@ -4106,7 +4106,7 @@
       </w:r>
     </w:p>
     <w:bookmarkEnd w:id="26"/>
-    <w:bookmarkStart w:id="27" w:name="第-3-题8-分"/>
+    <w:bookmarkStart w:id="27" w:name="第-3-题8-分一氟化硼及其等电子体"/>
     <w:p>
       <w:pPr>
         <w:pStyle w:val="Heading3"/>
@@ -4133,7 +4133,7 @@
         <w:rPr>
           <w:rFonts w:ascii="Times New Roman" w:hAnsi="Times New Roman" w:cs="Times New Roman" w:eastAsia="SimSun"/>
         </w:rPr>
-        <w:t xml:space="preserve">分）</w:t>
+        <w:t xml:space="preserve">分）一氟化硼及其等电子体</w:t>
       </w:r>
     </w:p>
     <w:p>
@@ -6545,7 +6545,7 @@
       </w:r>
     </w:p>
     <w:bookmarkEnd w:id="27"/>
-    <w:bookmarkStart w:id="28" w:name="第-4-题6-分"/>
+    <w:bookmarkStart w:id="28" w:name="第-4-题6-分te-的元素化学"/>
     <w:p>
       <w:pPr>
         <w:pStyle w:val="Heading3"/>
@@ -6572,7 +6572,16 @@
         <w:rPr>
           <w:rFonts w:ascii="Times New Roman" w:hAnsi="Times New Roman" w:cs="Times New Roman" w:eastAsia="SimSun"/>
         </w:rPr>
-        <w:t xml:space="preserve">分）</w:t>
+        <w:t xml:space="preserve">分）Te</w:t>
+      </w:r>
+      <w:r>
+        <w:t xml:space="preserve"> </w:t>
+      </w:r>
+      <w:r>
+        <w:rPr>
+          <w:rFonts w:ascii="Times New Roman" w:hAnsi="Times New Roman" w:cs="Times New Roman" w:eastAsia="SimSun"/>
+        </w:rPr>
+        <w:t xml:space="preserve">的元素化学</w:t>
       </w:r>
     </w:p>
     <w:p>
@@ -7083,7 +7092,7 @@
       </w:r>
     </w:p>
     <w:bookmarkEnd w:id="28"/>
-    <w:bookmarkStart w:id="29" w:name="第-5-题6-分"/>
+    <w:bookmarkStart w:id="29" w:name="第-5-题6-分元素推断与方程式书写"/>
     <w:p>
       <w:pPr>
         <w:pStyle w:val="Heading3"/>
@@ -7110,7 +7119,7 @@
         <w:rPr>
           <w:rFonts w:ascii="Times New Roman" w:hAnsi="Times New Roman" w:cs="Times New Roman" w:eastAsia="SimSun"/>
         </w:rPr>
-        <w:t xml:space="preserve">分）</w:t>
+        <w:t xml:space="preserve">分）元素推断与方程式书写</w:t>
       </w:r>
     </w:p>
     <w:p>
@@ -12249,7 +12258,7 @@
         <w:t xml:space="preserve">分）</w:t>
       </w:r>
     </w:p>
-    <w:bookmarkStart w:id="63" w:name="第-8-题13-分"/>
+    <w:bookmarkStart w:id="63" w:name="第-8-题13-分cg-n-结构与合成"/>
     <w:p>
       <w:pPr>
         <w:pStyle w:val="Heading3"/>
@@ -12276,7 +12285,16 @@
         <w:rPr>
           <w:rFonts w:ascii="Times New Roman" w:hAnsi="Times New Roman" w:cs="Times New Roman" w:eastAsia="SimSun"/>
         </w:rPr>
-        <w:t xml:space="preserve">分）</w:t>
+        <w:t xml:space="preserve">分）cg-N:</w:t>
+      </w:r>
+      <w:r>
+        <w:t xml:space="preserve"> </w:t>
+      </w:r>
+      <w:r>
+        <w:rPr>
+          <w:rFonts w:ascii="Times New Roman" w:hAnsi="Times New Roman" w:cs="Times New Roman" w:eastAsia="SimSun"/>
+        </w:rPr>
+        <w:t xml:space="preserve">结构与合成</w:t>
       </w:r>
     </w:p>
     <w:p>
@@ -18027,7 +18045,7 @@
       </w:r>
     </w:p>
     <w:bookmarkEnd w:id="63"/>
-    <w:bookmarkStart w:id="64" w:name="第-9-题12-分"/>
+    <w:bookmarkStart w:id="64" w:name="第-9-题12-分晶体缺陷"/>
     <w:p>
       <w:pPr>
         <w:pStyle w:val="Heading3"/>
@@ -18054,7 +18072,7 @@
         <w:rPr>
           <w:rFonts w:ascii="Times New Roman" w:hAnsi="Times New Roman" w:cs="Times New Roman" w:eastAsia="SimSun"/>
         </w:rPr>
-        <w:t xml:space="preserve">分）</w:t>
+        <w:t xml:space="preserve">分）晶体缺陷</w:t>
       </w:r>
     </w:p>
     <w:p>
@@ -20434,7 +20452,7 @@
       </w:r>
     </w:p>
     <w:bookmarkEnd w:id="64"/>
-    <w:bookmarkStart w:id="68" w:name="第-10-题13-分"/>
+    <w:bookmarkStart w:id="68" w:name="第-10-题13-分平面硼环"/>
     <w:p>
       <w:pPr>
         <w:pStyle w:val="Heading3"/>
@@ -20461,7 +20479,7 @@
         <w:rPr>
           <w:rFonts w:ascii="Times New Roman" w:hAnsi="Times New Roman" w:cs="Times New Roman" w:eastAsia="SimSun"/>
         </w:rPr>
-        <w:t xml:space="preserve">分）</w:t>
+        <w:t xml:space="preserve">分）平面硼环</w:t>
       </w:r>
     </w:p>
     <w:p>
@@ -24680,7 +24698,7 @@
       </w:r>
     </w:p>
     <w:bookmarkEnd w:id="68"/>
-    <w:bookmarkStart w:id="75" w:name="第-11-题7-分"/>
+    <w:bookmarkStart w:id="75" w:name="第-11-题7-分fe-的配位化学"/>
     <w:p>
       <w:pPr>
         <w:pStyle w:val="Heading3"/>
@@ -24707,7 +24725,16 @@
         <w:rPr>
           <w:rFonts w:ascii="Times New Roman" w:hAnsi="Times New Roman" w:cs="Times New Roman" w:eastAsia="SimSun"/>
         </w:rPr>
-        <w:t xml:space="preserve">分）</w:t>
+        <w:t xml:space="preserve">分）Fe</w:t>
+      </w:r>
+      <w:r>
+        <w:t xml:space="preserve"> </w:t>
+      </w:r>
+      <w:r>
+        <w:rPr>
+          <w:rFonts w:ascii="Times New Roman" w:hAnsi="Times New Roman" w:cs="Times New Roman" w:eastAsia="SimSun"/>
+        </w:rPr>
+        <w:t xml:space="preserve">的配位化学</w:t>
       </w:r>
     </w:p>
     <w:p>
@@ -26487,7 +26514,7 @@
       </w:r>
     </w:p>
     <w:bookmarkEnd w:id="75"/>
-    <w:bookmarkStart w:id="82" w:name="第-12-题6-分"/>
+    <w:bookmarkStart w:id="82" w:name="第-12-题6-分cosb_3-基方钴矿热电材料的晶体结构"/>
     <w:p>
       <w:pPr>
         <w:pStyle w:val="Heading3"/>
@@ -26515,6 +26542,65 @@
           <w:rFonts w:ascii="Times New Roman" w:hAnsi="Times New Roman" w:cs="Times New Roman" w:eastAsia="SimSun"/>
         </w:rPr>
         <w:t xml:space="preserve">分）</w:t>
+      </w:r>
+      <m:oMath>
+        <m:r>
+          <m:rPr>
+            <m:sty m:val="p"/>
+          </m:rPr>
+          <w:rPr>
+            <w:rFonts w:ascii="Times New Roman" w:hAnsi="Times New Roman" w:cs="Times New Roman" w:eastAsia="SimSun"/>
+          </w:rPr>
+          <m:t>C</m:t>
+        </m:r>
+        <m:r>
+          <m:rPr>
+            <m:sty m:val="p"/>
+          </m:rPr>
+          <w:rPr>
+            <w:rFonts w:ascii="Times New Roman" w:hAnsi="Times New Roman" w:cs="Times New Roman" w:eastAsia="SimSun"/>
+          </w:rPr>
+          <m:t>o</m:t>
+        </m:r>
+        <m:r>
+          <m:rPr>
+            <m:sty m:val="p"/>
+          </m:rPr>
+          <w:rPr>
+            <w:rFonts w:ascii="Times New Roman" w:hAnsi="Times New Roman" w:cs="Times New Roman" w:eastAsia="SimSun"/>
+          </w:rPr>
+          <m:t>S</m:t>
+        </m:r>
+        <m:sSub>
+          <m:e>
+            <m:r>
+              <m:rPr>
+                <m:sty m:val="p"/>
+              </m:rPr>
+              <w:rPr>
+                <w:rFonts w:ascii="Times New Roman" w:hAnsi="Times New Roman" w:cs="Times New Roman" w:eastAsia="SimSun"/>
+              </w:rPr>
+              <m:t>b</m:t>
+            </m:r>
+          </m:e>
+          <m:sub>
+            <m:r>
+              <w:rPr>
+                <w:rFonts w:ascii="Times New Roman" w:hAnsi="Times New Roman" w:cs="Times New Roman" w:eastAsia="SimSun"/>
+              </w:rPr>
+              <m:t>3</m:t>
+            </m:r>
+          </m:sub>
+        </m:sSub>
+      </m:oMath>
+      <w:r>
+        <w:t xml:space="preserve"> </w:t>
+      </w:r>
+      <w:r>
+        <w:rPr>
+          <w:rFonts w:ascii="Times New Roman" w:hAnsi="Times New Roman" w:cs="Times New Roman" w:eastAsia="SimSun"/>
+        </w:rPr>
+        <w:t xml:space="preserve">基方钴矿热电材料的晶体结构</w:t>
       </w:r>
     </w:p>
     <w:p>
@@ -28108,7 +28194,7 @@
         <w:t xml:space="preserve">分）</w:t>
       </w:r>
     </w:p>
-    <w:bookmarkStart w:id="84" w:name="第-13-题13-分"/>
+    <w:bookmarkStart w:id="84" w:name="第-13-题13-分随机中的动热力学"/>
     <w:p>
       <w:pPr>
         <w:pStyle w:val="Heading3"/>
@@ -28135,7 +28221,7 @@
         <w:rPr>
           <w:rFonts w:ascii="Times New Roman" w:hAnsi="Times New Roman" w:cs="Times New Roman" w:eastAsia="SimSun"/>
         </w:rPr>
-        <w:t xml:space="preserve">分）</w:t>
+        <w:t xml:space="preserve">分）随机中的动热力学</w:t>
       </w:r>
     </w:p>
     <w:p>
@@ -32937,7 +33023,7 @@
         <w:t xml:space="preserve"> k。</w:t>
       </w:r>
     </w:p>
-    <w:bookmarkStart w:id="96" w:name="第-14-题13-分"/>
+    <w:bookmarkStart w:id="96" w:name="第-14-题13-分光合作用的深入探究之-hill-反应"/>
     <w:p>
       <w:pPr>
         <w:pStyle w:val="Heading3"/>
@@ -32964,7 +33050,16 @@
         <w:rPr>
           <w:rFonts w:ascii="Times New Roman" w:hAnsi="Times New Roman" w:cs="Times New Roman" w:eastAsia="SimSun"/>
         </w:rPr>
-        <w:t xml:space="preserve">分）</w:t>
+        <w:t xml:space="preserve">分）光合作用的深入探究之</w:t>
+      </w:r>
+      <w:r>
+        <w:t xml:space="preserve"> Hill </w:t>
+      </w:r>
+      <w:r>
+        <w:rPr>
+          <w:rFonts w:ascii="Times New Roman" w:hAnsi="Times New Roman" w:cs="Times New Roman" w:eastAsia="SimSun"/>
+        </w:rPr>
+        <w:t xml:space="preserve">反应</w:t>
       </w:r>
     </w:p>
     <w:p>
@@ -36940,7 +37035,7 @@
       </w:r>
     </w:p>
     <w:bookmarkEnd w:id="96"/>
-    <w:bookmarkStart w:id="97" w:name="第-15-题13-分"/>
+    <w:bookmarkStart w:id="97" w:name="第-15-题13-分你有錀牌吗"/>
     <w:p>
       <w:pPr>
         <w:pStyle w:val="Heading3"/>
@@ -36967,7 +37062,7 @@
         <w:rPr>
           <w:rFonts w:ascii="Times New Roman" w:hAnsi="Times New Roman" w:cs="Times New Roman" w:eastAsia="SimSun"/>
         </w:rPr>
-        <w:t xml:space="preserve">分）</w:t>
+        <w:t xml:space="preserve">分）你有錀牌吗</w:t>
       </w:r>
     </w:p>
     <w:p>
@@ -41716,7 +41811,7 @@
       </w:r>
     </w:p>
     <w:bookmarkEnd w:id="97"/>
-    <w:bookmarkStart w:id="101" w:name="第-16-题9-分"/>
+    <w:bookmarkStart w:id="101" w:name="第-16-题9-分硝酸根的探测"/>
     <w:p>
       <w:pPr>
         <w:pStyle w:val="Heading3"/>
@@ -41743,7 +41838,7 @@
         <w:rPr>
           <w:rFonts w:ascii="Times New Roman" w:hAnsi="Times New Roman" w:cs="Times New Roman" w:eastAsia="SimSun"/>
         </w:rPr>
-        <w:t xml:space="preserve">分）</w:t>
+        <w:t xml:space="preserve">分）硝酸根的探测</w:t>
       </w:r>
     </w:p>
     <w:p>

--- a/00-首页/题组Word/初赛模拟卷/真题版式/初赛模拟卷X（非有机·学生版·真题版式）.docx
+++ b/00-首页/题组Word/初赛模拟卷/真题版式/初赛模拟卷X（非有机·学生版·真题版式）.docx
@@ -3218,7 +3218,7 @@
       <w:r>
         <w:drawing>
           <wp:inline>
-            <wp:extent cx="3024000" cy="652980"/>
+            <wp:extent cx="4082400" cy="881523"/>
             <wp:effectExtent b="0" l="0" r="0" t="0"/>
             <wp:docPr descr="" title="" id="24" name="Picture"/>
             <a:graphic>
@@ -3239,7 +3239,7 @@
                   <pic:spPr bwMode="auto">
                     <a:xfrm>
                       <a:off x="0" y="0"/>
-                      <a:ext cx="3024000" cy="652980"/>
+                      <a:ext cx="4082400" cy="881523"/>
                     </a:xfrm>
                     <a:prstGeom prst="rect">
                       <a:avLst/>
@@ -9171,7 +9171,7 @@
       <w:r>
         <w:drawing>
           <wp:inline>
-            <wp:extent cx="3024000" cy="1674170"/>
+            <wp:extent cx="3864864" cy="2139695"/>
             <wp:effectExtent b="0" l="0" r="0" t="0"/>
             <wp:docPr descr="" title="" id="34" name="Picture"/>
             <a:graphic>
@@ -9192,7 +9192,7 @@
                   <pic:spPr bwMode="auto">
                     <a:xfrm>
                       <a:off x="0" y="0"/>
-                      <a:ext cx="3024000" cy="1674170"/>
+                      <a:ext cx="3864864" cy="2139695"/>
                     </a:xfrm>
                     <a:prstGeom prst="rect">
                       <a:avLst/>
@@ -12878,7 +12878,7 @@
             <w:r>
               <w:drawing>
                 <wp:inline>
-                  <wp:extent cx="1735371" cy="1655998"/>
+                  <wp:extent cx="2916000" cy="2782626"/>
                   <wp:effectExtent b="0" l="0" r="0" t="0"/>
                   <wp:docPr descr="" title="" id="46" name="Picture"/>
                   <a:graphic>
@@ -12899,7 +12899,7 @@
                         <pic:spPr bwMode="auto">
                           <a:xfrm>
                             <a:off x="0" y="0"/>
-                            <a:ext cx="1735371" cy="1655998"/>
+                            <a:ext cx="2916000" cy="2782626"/>
                           </a:xfrm>
                           <a:prstGeom prst="rect">
                             <a:avLst/>
@@ -12932,7 +12932,7 @@
             <w:r>
               <w:drawing>
                 <wp:inline>
-                  <wp:extent cx="1065276" cy="1655999"/>
+                  <wp:extent cx="2125921" cy="3304800"/>
                   <wp:effectExtent b="0" l="0" r="0" t="0"/>
                   <wp:docPr descr="" title="" id="49" name="Picture"/>
                   <a:graphic>
@@ -12953,7 +12953,7 @@
                         <pic:spPr bwMode="auto">
                           <a:xfrm>
                             <a:off x="0" y="0"/>
-                            <a:ext cx="1065276" cy="1655999"/>
+                            <a:ext cx="2125921" cy="3304800"/>
                           </a:xfrm>
                           <a:prstGeom prst="rect">
                             <a:avLst/>
@@ -14138,7 +14138,7 @@
       <w:r>
         <w:drawing>
           <wp:inline>
-            <wp:extent cx="3024000" cy="1569863"/>
+            <wp:extent cx="3663696" cy="1901951"/>
             <wp:effectExtent b="0" l="0" r="0" t="0"/>
             <wp:docPr descr="" title="" id="55" name="Picture"/>
             <a:graphic>
@@ -14159,7 +14159,7 @@
                   <pic:spPr bwMode="auto">
                     <a:xfrm>
                       <a:off x="0" y="0"/>
-                      <a:ext cx="3024000" cy="1569863"/>
+                      <a:ext cx="3663696" cy="1901951"/>
                     </a:xfrm>
                     <a:prstGeom prst="rect">
                       <a:avLst/>
@@ -15879,7 +15879,7 @@
       <w:r>
         <w:drawing>
           <wp:inline>
-            <wp:extent cx="2447811" cy="1872000"/>
+            <wp:extent cx="3304544" cy="2527200"/>
             <wp:effectExtent b="0" l="0" r="0" t="0"/>
             <wp:docPr descr="" title="" id="58" name="Picture"/>
             <a:graphic>
@@ -15900,7 +15900,7 @@
                   <pic:spPr bwMode="auto">
                     <a:xfrm>
                       <a:off x="0" y="0"/>
-                      <a:ext cx="2447811" cy="1872000"/>
+                      <a:ext cx="3304544" cy="2527200"/>
                     </a:xfrm>
                     <a:prstGeom prst="rect">
                       <a:avLst/>
@@ -15953,7 +15953,7 @@
       <w:r>
         <w:drawing>
           <wp:inline>
-            <wp:extent cx="3024000" cy="1609146"/>
+            <wp:extent cx="3700272" cy="1969007"/>
             <wp:effectExtent b="0" l="0" r="0" t="0"/>
             <wp:docPr descr="" title="" id="61" name="Picture"/>
             <a:graphic>
@@ -15974,7 +15974,7 @@
                   <pic:spPr bwMode="auto">
                     <a:xfrm>
                       <a:off x="0" y="0"/>
-                      <a:ext cx="3024000" cy="1609146"/>
+                      <a:ext cx="3700272" cy="1969007"/>
                     </a:xfrm>
                     <a:prstGeom prst="rect">
                       <a:avLst/>
@@ -23979,7 +23979,7 @@
       <w:r>
         <w:drawing>
           <wp:inline>
-            <wp:extent cx="3024000" cy="1301697"/>
+            <wp:extent cx="4082400" cy="1757290"/>
             <wp:effectExtent b="0" l="0" r="0" t="0"/>
             <wp:docPr descr="" title="" id="66" name="Picture"/>
             <a:graphic>
@@ -24000,7 +24000,7 @@
                   <pic:spPr bwMode="auto">
                     <a:xfrm>
                       <a:off x="0" y="0"/>
-                      <a:ext cx="3024000" cy="1301697"/>
+                      <a:ext cx="4082400" cy="1757290"/>
                     </a:xfrm>
                     <a:prstGeom prst="rect">
                       <a:avLst/>
@@ -26335,7 +26335,7 @@
       <w:r>
         <w:drawing>
           <wp:inline>
-            <wp:extent cx="3024000" cy="894953"/>
+            <wp:extent cx="3913631" cy="1158239"/>
             <wp:effectExtent b="0" l="0" r="0" t="0"/>
             <wp:docPr descr="" title="" id="73" name="Picture"/>
             <a:graphic>
@@ -26356,7 +26356,7 @@
                   <pic:spPr bwMode="auto">
                     <a:xfrm>
                       <a:off x="0" y="0"/>
-                      <a:ext cx="3024000" cy="894953"/>
+                      <a:ext cx="3913631" cy="1158239"/>
                     </a:xfrm>
                     <a:prstGeom prst="rect">
                       <a:avLst/>
@@ -27018,7 +27018,7 @@
       <w:r>
         <w:drawing>
           <wp:inline>
-            <wp:extent cx="3020570" cy="1802043"/>
+            <wp:extent cx="4082400" cy="2435520"/>
             <wp:effectExtent b="0" l="0" r="0" t="0"/>
             <wp:docPr descr="" title="" id="77" name="Picture"/>
             <a:graphic>
@@ -27039,7 +27039,7 @@
                   <pic:spPr bwMode="auto">
                     <a:xfrm>
                       <a:off x="0" y="0"/>
-                      <a:ext cx="3020570" cy="1802043"/>
+                      <a:ext cx="4082400" cy="2435520"/>
                     </a:xfrm>
                     <a:prstGeom prst="rect">
                       <a:avLst/>
@@ -27146,7 +27146,7 @@
       <w:r>
         <w:drawing>
           <wp:inline>
-            <wp:extent cx="2115692" cy="2160000"/>
+            <wp:extent cx="2328671" cy="2377440"/>
             <wp:effectExtent b="0" l="0" r="0" t="0"/>
             <wp:docPr descr="" title="" id="80" name="Picture"/>
             <a:graphic>
@@ -27167,7 +27167,7 @@
                   <pic:spPr bwMode="auto">
                     <a:xfrm>
                       <a:off x="0" y="0"/>
-                      <a:ext cx="2115692" cy="2160000"/>
+                      <a:ext cx="2328671" cy="2377440"/>
                     </a:xfrm>
                     <a:prstGeom prst="rect">
                       <a:avLst/>
@@ -30778,7 +30778,7 @@
       <w:r>
         <w:drawing>
           <wp:inline>
-            <wp:extent cx="2548758" cy="1872000"/>
+            <wp:extent cx="2846831" cy="2090927"/>
             <wp:effectExtent b="0" l="0" r="0" t="0"/>
             <wp:docPr descr="" title="" id="88" name="Picture"/>
             <a:graphic>
@@ -30799,7 +30799,7 @@
                   <pic:spPr bwMode="auto">
                     <a:xfrm>
                       <a:off x="0" y="0"/>
-                      <a:ext cx="2548758" cy="1872000"/>
+                      <a:ext cx="2846831" cy="2090927"/>
                     </a:xfrm>
                     <a:prstGeom prst="rect">
                       <a:avLst/>
@@ -33817,7 +33817,7 @@
       <w:r>
         <w:drawing>
           <wp:inline>
-            <wp:extent cx="2160000" cy="1816941"/>
+            <wp:extent cx="2916000" cy="2452870"/>
             <wp:effectExtent b="0" l="0" r="0" t="0"/>
             <wp:docPr descr="" title="" id="91" name="Picture"/>
             <a:graphic>
@@ -33838,7 +33838,7 @@
                   <pic:spPr bwMode="auto">
                     <a:xfrm>
                       <a:off x="0" y="0"/>
-                      <a:ext cx="2160000" cy="1816941"/>
+                      <a:ext cx="2916000" cy="2452870"/>
                     </a:xfrm>
                     <a:prstGeom prst="rect">
                       <a:avLst/>
@@ -36181,7 +36181,7 @@
       <w:r>
         <w:drawing>
           <wp:inline>
-            <wp:extent cx="1753305" cy="2160000"/>
+            <wp:extent cx="2366961" cy="2916000"/>
             <wp:effectExtent b="0" l="0" r="0" t="0"/>
             <wp:docPr descr="" title="" id="94" name="Picture"/>
             <a:graphic>
@@ -36202,7 +36202,7 @@
                   <pic:spPr bwMode="auto">
                     <a:xfrm>
                       <a:off x="0" y="0"/>
-                      <a:ext cx="1753305" cy="2160000"/>
+                      <a:ext cx="2366961" cy="2916000"/>
                     </a:xfrm>
                     <a:prstGeom prst="rect">
                       <a:avLst/>
@@ -42314,7 +42314,7 @@
       <w:r>
         <w:drawing>
           <wp:inline>
-            <wp:extent cx="2160000" cy="2030048"/>
+            <wp:extent cx="2916000" cy="2740564"/>
             <wp:effectExtent b="0" l="0" r="0" t="0"/>
             <wp:docPr descr="" title="" id="99" name="Picture"/>
             <a:graphic>
@@ -42335,7 +42335,7 @@
                   <pic:spPr bwMode="auto">
                     <a:xfrm>
                       <a:off x="0" y="0"/>
-                      <a:ext cx="2160000" cy="2030048"/>
+                      <a:ext cx="2916000" cy="2740564"/>
                     </a:xfrm>
                     <a:prstGeom prst="rect">
                       <a:avLst/>

--- a/00-首页/题组Word/初赛模拟卷/真题版式/初赛模拟卷X（非有机·学生版·真题版式）.docx
+++ b/00-首页/题组Word/初赛模拟卷/真题版式/初赛模拟卷X（非有机·学生版·真题版式）.docx
@@ -2574,7 +2574,7 @@
       <w:r>
         <w:drawing>
           <wp:inline>
-            <wp:extent cx="1682496" cy="1530095"/>
+            <wp:extent cx="2487168" cy="2261615"/>
             <wp:effectExtent b="0" l="0" r="0" t="0"/>
             <wp:docPr descr="" title="" id="21" name="Picture"/>
             <a:graphic>
@@ -2595,7 +2595,7 @@
                   <pic:spPr bwMode="auto">
                     <a:xfrm>
                       <a:off x="0" y="0"/>
-                      <a:ext cx="1682496" cy="1530095"/>
+                      <a:ext cx="2487168" cy="2261615"/>
                     </a:xfrm>
                     <a:prstGeom prst="rect">
                       <a:avLst/>
@@ -8252,7 +8252,7 @@
       <w:r>
         <w:drawing>
           <wp:inline>
-            <wp:extent cx="1597152" cy="1341119"/>
+            <wp:extent cx="1792224" cy="1487423"/>
             <wp:effectExtent b="0" l="0" r="0" t="0"/>
             <wp:docPr descr="" title="" id="31" name="Picture"/>
             <a:graphic>
@@ -8273,7 +8273,7 @@
                   <pic:spPr bwMode="auto">
                     <a:xfrm>
                       <a:off x="0" y="0"/>
-                      <a:ext cx="1597152" cy="1341119"/>
+                      <a:ext cx="1792224" cy="1487423"/>
                     </a:xfrm>
                     <a:prstGeom prst="rect">
                       <a:avLst/>
@@ -9171,7 +9171,7 @@
       <w:r>
         <w:drawing>
           <wp:inline>
-            <wp:extent cx="3864864" cy="2139695"/>
+            <wp:extent cx="4082400" cy="2258810"/>
             <wp:effectExtent b="0" l="0" r="0" t="0"/>
             <wp:docPr descr="" title="" id="34" name="Picture"/>
             <a:graphic>
@@ -9192,7 +9192,7 @@
                   <pic:spPr bwMode="auto">
                     <a:xfrm>
                       <a:off x="0" y="0"/>
-                      <a:ext cx="3864864" cy="2139695"/>
+                      <a:ext cx="4082400" cy="2258810"/>
                     </a:xfrm>
                     <a:prstGeom prst="rect">
                       <a:avLst/>
@@ -12436,7 +12436,7 @@
             <w:r>
               <w:drawing>
                 <wp:inline>
-                  <wp:extent cx="2359152" cy="902207"/>
+                  <wp:extent cx="3328414" cy="1280159"/>
                   <wp:effectExtent b="0" l="0" r="0" t="0"/>
                   <wp:docPr descr="" title="" id="40" name="Picture"/>
                   <a:graphic>
@@ -12457,7 +12457,7 @@
                         <pic:spPr bwMode="auto">
                           <a:xfrm>
                             <a:off x="0" y="0"/>
-                            <a:ext cx="2359152" cy="902207"/>
+                            <a:ext cx="3328414" cy="1280159"/>
                           </a:xfrm>
                           <a:prstGeom prst="rect">
                             <a:avLst/>
@@ -12490,7 +12490,7 @@
             <w:r>
               <w:drawing>
                 <wp:inline>
-                  <wp:extent cx="2359152" cy="938783"/>
+                  <wp:extent cx="3206496" cy="1274063"/>
                   <wp:effectExtent b="0" l="0" r="0" t="0"/>
                   <wp:docPr descr="" title="" id="43" name="Picture"/>
                   <a:graphic>
@@ -12511,7 +12511,7 @@
                         <pic:spPr bwMode="auto">
                           <a:xfrm>
                             <a:off x="0" y="0"/>
-                            <a:ext cx="2359152" cy="938783"/>
+                            <a:ext cx="3206496" cy="1274063"/>
                           </a:xfrm>
                           <a:prstGeom prst="rect">
                             <a:avLst/>
@@ -12878,7 +12878,7 @@
             <w:r>
               <w:drawing>
                 <wp:inline>
-                  <wp:extent cx="2916000" cy="2782626"/>
+                  <wp:extent cx="2663433" cy="2916000"/>
                   <wp:effectExtent b="0" l="0" r="0" t="0"/>
                   <wp:docPr descr="" title="" id="46" name="Picture"/>
                   <a:graphic>
@@ -12899,7 +12899,7 @@
                         <pic:spPr bwMode="auto">
                           <a:xfrm>
                             <a:off x="0" y="0"/>
-                            <a:ext cx="2916000" cy="2782626"/>
+                            <a:ext cx="2663433" cy="2916000"/>
                           </a:xfrm>
                           <a:prstGeom prst="rect">
                             <a:avLst/>
@@ -12932,7 +12932,7 @@
             <w:r>
               <w:drawing>
                 <wp:inline>
-                  <wp:extent cx="2125921" cy="3304800"/>
+                  <wp:extent cx="2125809" cy="3304800"/>
                   <wp:effectExtent b="0" l="0" r="0" t="0"/>
                   <wp:docPr descr="" title="" id="49" name="Picture"/>
                   <a:graphic>
@@ -12953,7 +12953,7 @@
                         <pic:spPr bwMode="auto">
                           <a:xfrm>
                             <a:off x="0" y="0"/>
-                            <a:ext cx="2125921" cy="3304800"/>
+                            <a:ext cx="2125809" cy="3304800"/>
                           </a:xfrm>
                           <a:prstGeom prst="rect">
                             <a:avLst/>
@@ -13596,7 +13596,7 @@
       <w:r>
         <w:drawing>
           <wp:inline>
-            <wp:extent cx="2036064" cy="1853183"/>
+            <wp:extent cx="2916000" cy="2654793"/>
             <wp:effectExtent b="0" l="0" r="0" t="0"/>
             <wp:docPr descr="" title="" id="52" name="Picture"/>
             <a:graphic>
@@ -13617,7 +13617,7 @@
                   <pic:spPr bwMode="auto">
                     <a:xfrm>
                       <a:off x="0" y="0"/>
-                      <a:ext cx="2036064" cy="1853183"/>
+                      <a:ext cx="2916000" cy="2654793"/>
                     </a:xfrm>
                     <a:prstGeom prst="rect">
                       <a:avLst/>
@@ -14138,7 +14138,7 @@
       <w:r>
         <w:drawing>
           <wp:inline>
-            <wp:extent cx="3663696" cy="1901951"/>
+            <wp:extent cx="4082400" cy="2120629"/>
             <wp:effectExtent b="0" l="0" r="0" t="0"/>
             <wp:docPr descr="" title="" id="55" name="Picture"/>
             <a:graphic>
@@ -14159,7 +14159,7 @@
                   <pic:spPr bwMode="auto">
                     <a:xfrm>
                       <a:off x="0" y="0"/>
-                      <a:ext cx="3663696" cy="1901951"/>
+                      <a:ext cx="4082400" cy="2120629"/>
                     </a:xfrm>
                     <a:prstGeom prst="rect">
                       <a:avLst/>
@@ -15953,7 +15953,7 @@
       <w:r>
         <w:drawing>
           <wp:inline>
-            <wp:extent cx="3700272" cy="1969007"/>
+            <wp:extent cx="4082400" cy="2061679"/>
             <wp:effectExtent b="0" l="0" r="0" t="0"/>
             <wp:docPr descr="" title="" id="61" name="Picture"/>
             <a:graphic>
@@ -15974,7 +15974,7 @@
                   <pic:spPr bwMode="auto">
                     <a:xfrm>
                       <a:off x="0" y="0"/>
-                      <a:ext cx="3700272" cy="1969007"/>
+                      <a:ext cx="4082400" cy="2061679"/>
                     </a:xfrm>
                     <a:prstGeom prst="rect">
                       <a:avLst/>
@@ -26335,7 +26335,7 @@
       <w:r>
         <w:drawing>
           <wp:inline>
-            <wp:extent cx="3913631" cy="1158239"/>
+            <wp:extent cx="4082400" cy="1206588"/>
             <wp:effectExtent b="0" l="0" r="0" t="0"/>
             <wp:docPr descr="" title="" id="73" name="Picture"/>
             <a:graphic>
@@ -26356,7 +26356,7 @@
                   <pic:spPr bwMode="auto">
                     <a:xfrm>
                       <a:off x="0" y="0"/>
-                      <a:ext cx="3913631" cy="1158239"/>
+                      <a:ext cx="4082400" cy="1206588"/>
                     </a:xfrm>
                     <a:prstGeom prst="rect">
                       <a:avLst/>
@@ -27018,7 +27018,7 @@
       <w:r>
         <w:drawing>
           <wp:inline>
-            <wp:extent cx="4082400" cy="2435520"/>
+            <wp:extent cx="4082400" cy="2316317"/>
             <wp:effectExtent b="0" l="0" r="0" t="0"/>
             <wp:docPr descr="" title="" id="77" name="Picture"/>
             <a:graphic>
@@ -27039,7 +27039,7 @@
                   <pic:spPr bwMode="auto">
                     <a:xfrm>
                       <a:off x="0" y="0"/>
-                      <a:ext cx="4082400" cy="2435520"/>
+                      <a:ext cx="4082400" cy="2316317"/>
                     </a:xfrm>
                     <a:prstGeom prst="rect">
                       <a:avLst/>
@@ -27146,7 +27146,7 @@
       <w:r>
         <w:drawing>
           <wp:inline>
-            <wp:extent cx="2328671" cy="2377440"/>
+            <wp:extent cx="2665325" cy="2916000"/>
             <wp:effectExtent b="0" l="0" r="0" t="0"/>
             <wp:docPr descr="" title="" id="80" name="Picture"/>
             <a:graphic>
@@ -27167,7 +27167,7 @@
                   <pic:spPr bwMode="auto">
                     <a:xfrm>
                       <a:off x="0" y="0"/>
-                      <a:ext cx="2328671" cy="2377440"/>
+                      <a:ext cx="2665325" cy="2916000"/>
                     </a:xfrm>
                     <a:prstGeom prst="rect">
                       <a:avLst/>
@@ -30778,7 +30778,7 @@
       <w:r>
         <w:drawing>
           <wp:inline>
-            <wp:extent cx="2846831" cy="2090927"/>
+            <wp:extent cx="3249167" cy="2420112"/>
             <wp:effectExtent b="0" l="0" r="0" t="0"/>
             <wp:docPr descr="" title="" id="88" name="Picture"/>
             <a:graphic>
@@ -30799,7 +30799,7 @@
                   <pic:spPr bwMode="auto">
                     <a:xfrm>
                       <a:off x="0" y="0"/>
-                      <a:ext cx="2846831" cy="2090927"/>
+                      <a:ext cx="3249167" cy="2420112"/>
                     </a:xfrm>
                     <a:prstGeom prst="rect">
                       <a:avLst/>
@@ -42314,7 +42314,7 @@
       <w:r>
         <w:drawing>
           <wp:inline>
-            <wp:extent cx="2916000" cy="2740564"/>
+            <wp:extent cx="5940000" cy="5463529"/>
             <wp:effectExtent b="0" l="0" r="0" t="0"/>
             <wp:docPr descr="" title="" id="99" name="Picture"/>
             <a:graphic>
@@ -42335,7 +42335,7 @@
                   <pic:spPr bwMode="auto">
                     <a:xfrm>
                       <a:off x="0" y="0"/>
-                      <a:ext cx="2916000" cy="2740564"/>
+                      <a:ext cx="5940000" cy="5463529"/>
                     </a:xfrm>
                     <a:prstGeom prst="rect">
                       <a:avLst/>

--- a/00-首页/题组Word/初赛模拟卷/真题版式/初赛模拟卷X（非有机·学生版·真题版式）.docx
+++ b/00-首页/题组Word/初赛模拟卷/真题版式/初赛模拟卷X（非有机·学生版·真题版式）.docx
@@ -12436,7 +12436,7 @@
             <w:r>
               <w:drawing>
                 <wp:inline>
-                  <wp:extent cx="3328414" cy="1280159"/>
+                  <wp:extent cx="2958730" cy="1137972"/>
                   <wp:effectExtent b="0" l="0" r="0" t="0"/>
                   <wp:docPr descr="" title="" id="40" name="Picture"/>
                   <a:graphic>
@@ -12457,7 +12457,7 @@
                         <pic:spPr bwMode="auto">
                           <a:xfrm>
                             <a:off x="0" y="0"/>
-                            <a:ext cx="3328414" cy="1280159"/>
+                            <a:ext cx="2958730" cy="1137972"/>
                           </a:xfrm>
                           <a:prstGeom prst="rect">
                             <a:avLst/>
@@ -12490,7 +12490,7 @@
             <w:r>
               <w:drawing>
                 <wp:inline>
-                  <wp:extent cx="3206496" cy="1274063"/>
+                  <wp:extent cx="2958730" cy="1175616"/>
                   <wp:effectExtent b="0" l="0" r="0" t="0"/>
                   <wp:docPr descr="" title="" id="43" name="Picture"/>
                   <a:graphic>
@@ -12511,7 +12511,7 @@
                         <pic:spPr bwMode="auto">
                           <a:xfrm>
                             <a:off x="0" y="0"/>
-                            <a:ext cx="3206496" cy="1274063"/>
+                            <a:ext cx="2958730" cy="1175616"/>
                           </a:xfrm>
                           <a:prstGeom prst="rect">
                             <a:avLst/>

--- a/00-首页/题组Word/初赛模拟卷/真题版式/初赛模拟卷X（非有机·学生版·真题版式）.docx
+++ b/00-首页/题组Word/初赛模拟卷/真题版式/初赛模拟卷X（非有机·学生版·真题版式）.docx
@@ -2,7 +2,7 @@
 <file path=word/document.xml><?xml version="1.0" encoding="utf-8"?>
 <w:document xmlns:w="http://schemas.openxmlformats.org/wordprocessingml/2006/main" xmlns:m="http://schemas.openxmlformats.org/officeDocument/2006/math" xmlns:r="http://schemas.openxmlformats.org/officeDocument/2006/relationships" xmlns:o="urn:schemas-microsoft-com:office:office" xmlns:v="urn:schemas-microsoft-com:vml" xmlns:w10="urn:schemas-microsoft-com:office:word" xmlns:a="http://schemas.openxmlformats.org/drawingml/2006/main" xmlns:pic="http://schemas.openxmlformats.org/drawingml/2006/picture" xmlns:wp="http://schemas.openxmlformats.org/drawingml/2006/wordprocessingDrawing">
   <w:body>
-    <w:bookmarkStart w:id="103" w:name="初赛模拟卷-x非有机"/>
+    <w:bookmarkStart w:id="101" w:name="初赛模拟卷-x非有机"/>
     <w:p>
       <w:pPr>
         <w:pStyle w:val="Heading1"/>
@@ -28155,7 +28155,7 @@
     </w:p>
     <w:bookmarkEnd w:id="82"/>
     <w:bookmarkEnd w:id="83"/>
-    <w:bookmarkStart w:id="85" w:name="第三部分-化学原理第-1316-题共-48-分"/>
+    <w:bookmarkStart w:id="100" w:name="第三部分-化学原理第-1316-题共-48-分"/>
     <w:p>
       <w:pPr>
         <w:pStyle w:val="Heading2"/>
@@ -28194,7 +28194,7 @@
         <w:t xml:space="preserve">分）</w:t>
       </w:r>
     </w:p>
-    <w:bookmarkStart w:id="84" w:name="第-13-题13-分随机中的动热力学"/>
+    <w:bookmarkStart w:id="87" w:name="第-13-题13-分随机中的动热力学"/>
     <w:p>
       <w:pPr>
         <w:pStyle w:val="Heading3"/>
@@ -28250,12 +28250,11 @@
         <w:t xml:space="preserve">在化学中，意识到微观上的过程本质上都是“随机的”，宏观上的定向移动蕴含在这些随机之中。热涨落随时存在，但是在偏力的作用下，随机的运动背后也蕴含着一定的偏向。在随机的世界中产生秩序，是数学、物理、化学共同的美感。</w:t>
       </w:r>
     </w:p>
-    <w:bookmarkEnd w:id="84"/>
-    <w:bookmarkEnd w:id="85"/>
-    <w:bookmarkStart w:id="86" w:name="第1部分-简单的模型一维偏随机游走"/>
     <w:p>
       <w:pPr>
-        <w:pStyle w:val="Heading2"/>
+        <w:pStyle w:val="BodyText"/>
+        <w:spacing w:before="0" w:after="0" w:line="276" w:lineRule="auto"/>
+        <w:ind w:firstLineChars="200" w:firstLine="420"/>
       </w:pPr>
       <w:r>
         <w:rPr>
@@ -28275,7 +28274,7 @@
     </w:p>
     <w:p>
       <w:pPr>
-        <w:pStyle w:val="FirstParagraph"/>
+        <w:pStyle w:val="BodyText"/>
         <w:spacing w:before="0" w:after="0" w:line="276" w:lineRule="auto"/>
         <w:ind w:firstLineChars="200" w:firstLine="420"/>
       </w:pPr>
@@ -29561,11 +29560,11 @@
         <w:t xml:space="preserve">(e)该蛋白的运动是热力学不可逆的</w:t>
       </w:r>
     </w:p>
-    <w:bookmarkEnd w:id="86"/>
-    <w:bookmarkStart w:id="102" w:name="第2部分-化学动力学中的类似kramers模型"/>
     <w:p>
       <w:pPr>
-        <w:pStyle w:val="Heading2"/>
+        <w:pStyle w:val="BodyText"/>
+        <w:spacing w:before="0" w:after="0" w:line="276" w:lineRule="auto"/>
+        <w:ind w:firstLineChars="200" w:firstLine="420"/>
       </w:pPr>
       <w:r>
         <w:rPr>
@@ -29585,7 +29584,7 @@
     </w:p>
     <w:p>
       <w:pPr>
-        <w:pStyle w:val="FirstParagraph"/>
+        <w:pStyle w:val="BodyText"/>
         <w:spacing w:before="0" w:after="0" w:line="276" w:lineRule="auto"/>
         <w:ind w:firstLineChars="200" w:firstLine="420"/>
       </w:pPr>
@@ -30780,18 +30779,18 @@
           <wp:inline>
             <wp:extent cx="3249167" cy="2420112"/>
             <wp:effectExtent b="0" l="0" r="0" t="0"/>
-            <wp:docPr descr="" title="" id="88" name="Picture"/>
+            <wp:docPr descr="" title="" id="85" name="Picture"/>
             <a:graphic>
               <a:graphicData uri="http://schemas.openxmlformats.org/drawingml/2006/picture">
                 <pic:pic>
                   <pic:nvPicPr>
-                    <pic:cNvPr descr="b86d37ebb05e7ce1684b4032d68cd7d9a84e048b89293ebacca329728dc9b339.jpg" id="89" name="Picture"/>
+                    <pic:cNvPr descr="b86d37ebb05e7ce1684b4032d68cd7d9a84e048b89293ebacca329728dc9b339.jpg" id="86" name="Picture"/>
                     <pic:cNvPicPr>
                       <a:picLocks noChangeArrowheads="1" noChangeAspect="1"/>
                     </pic:cNvPicPr>
                   </pic:nvPicPr>
                   <pic:blipFill>
-                    <a:blip r:embed="rId87"/>
+                    <a:blip r:embed="rId84"/>
                     <a:stretch>
                       <a:fillRect/>
                     </a:stretch>
@@ -33023,7 +33022,8 @@
         <w:t xml:space="preserve"> k。</w:t>
       </w:r>
     </w:p>
-    <w:bookmarkStart w:id="96" w:name="第-14-题13-分光合作用的深入探究之-hill-反应"/>
+    <w:bookmarkEnd w:id="87"/>
+    <w:bookmarkStart w:id="94" w:name="第-14-题13-分光合作用的深入探究之-hill-反应"/>
     <w:p>
       <w:pPr>
         <w:pStyle w:val="Heading3"/>
@@ -33819,18 +33819,18 @@
           <wp:inline>
             <wp:extent cx="2916000" cy="2452870"/>
             <wp:effectExtent b="0" l="0" r="0" t="0"/>
-            <wp:docPr descr="" title="" id="91" name="Picture"/>
+            <wp:docPr descr="" title="" id="89" name="Picture"/>
             <a:graphic>
               <a:graphicData uri="http://schemas.openxmlformats.org/drawingml/2006/picture">
                 <pic:pic>
                   <pic:nvPicPr>
-                    <pic:cNvPr descr="6fea6514ae0cb026e15666a23f4e4ac19387f35a294606143d06287fe4543e57.jpg" id="92" name="Picture"/>
+                    <pic:cNvPr descr="6fea6514ae0cb026e15666a23f4e4ac19387f35a294606143d06287fe4543e57.jpg" id="90" name="Picture"/>
                     <pic:cNvPicPr>
                       <a:picLocks noChangeArrowheads="1" noChangeAspect="1"/>
                     </pic:cNvPicPr>
                   </pic:nvPicPr>
                   <pic:blipFill>
-                    <a:blip r:embed="rId90"/>
+                    <a:blip r:embed="rId88"/>
                     <a:stretch>
                       <a:fillRect/>
                     </a:stretch>
@@ -36183,18 +36183,18 @@
           <wp:inline>
             <wp:extent cx="2366961" cy="2916000"/>
             <wp:effectExtent b="0" l="0" r="0" t="0"/>
-            <wp:docPr descr="" title="" id="94" name="Picture"/>
+            <wp:docPr descr="" title="" id="92" name="Picture"/>
             <a:graphic>
               <a:graphicData uri="http://schemas.openxmlformats.org/drawingml/2006/picture">
                 <pic:pic>
                   <pic:nvPicPr>
-                    <pic:cNvPr descr="8852bf4fe664ce37904822225b60fb77cff286107d9c6033eb2fbc90319fb4ed.jpg" id="95" name="Picture"/>
+                    <pic:cNvPr descr="8852bf4fe664ce37904822225b60fb77cff286107d9c6033eb2fbc90319fb4ed.jpg" id="93" name="Picture"/>
                     <pic:cNvPicPr>
                       <a:picLocks noChangeArrowheads="1" noChangeAspect="1"/>
                     </pic:cNvPicPr>
                   </pic:nvPicPr>
                   <pic:blipFill>
-                    <a:blip r:embed="rId93"/>
+                    <a:blip r:embed="rId91"/>
                     <a:stretch>
                       <a:fillRect/>
                     </a:stretch>
@@ -37034,8 +37034,8 @@
         <w:t xml:space="preserve">。</w:t>
       </w:r>
     </w:p>
-    <w:bookmarkEnd w:id="96"/>
-    <w:bookmarkStart w:id="97" w:name="第-15-题13-分你有錀牌吗"/>
+    <w:bookmarkEnd w:id="94"/>
+    <w:bookmarkStart w:id="95" w:name="第-15-题13-分你有錀牌吗"/>
     <w:p>
       <w:pPr>
         <w:pStyle w:val="Heading3"/>
@@ -41810,8 +41810,8 @@
         <w:t xml:space="preserve">酸碱加合物，画出其结构，标明价态。</w:t>
       </w:r>
     </w:p>
-    <w:bookmarkEnd w:id="97"/>
-    <w:bookmarkStart w:id="101" w:name="第-16-题9-分硝酸根的探测"/>
+    <w:bookmarkEnd w:id="95"/>
+    <w:bookmarkStart w:id="99" w:name="第-16-题9-分硝酸根的探测"/>
     <w:p>
       <w:pPr>
         <w:pStyle w:val="Heading3"/>
@@ -42316,18 +42316,18 @@
           <wp:inline>
             <wp:extent cx="5940000" cy="5463529"/>
             <wp:effectExtent b="0" l="0" r="0" t="0"/>
-            <wp:docPr descr="" title="" id="99" name="Picture"/>
+            <wp:docPr descr="" title="" id="97" name="Picture"/>
             <a:graphic>
               <a:graphicData uri="http://schemas.openxmlformats.org/drawingml/2006/picture">
                 <pic:pic>
                   <pic:nvPicPr>
-                    <pic:cNvPr descr="5d3810809a183c6724604f9e935814e17149b40273a3fa7584b3a90066cf3dd5.jpg" id="100" name="Picture"/>
+                    <pic:cNvPr descr="5d3810809a183c6724604f9e935814e17149b40273a3fa7584b3a90066cf3dd5.jpg" id="98" name="Picture"/>
                     <pic:cNvPicPr>
                       <a:picLocks noChangeArrowheads="1" noChangeAspect="1"/>
                     </pic:cNvPicPr>
                   </pic:nvPicPr>
                   <pic:blipFill>
-                    <a:blip r:embed="rId98"/>
+                    <a:blip r:embed="rId96"/>
                     <a:stretch>
                       <a:fillRect/>
                     </a:stretch>
@@ -45920,9 +45920,9 @@
         </m:oMath>
       </m:oMathPara>
     </w:p>
+    <w:bookmarkEnd w:id="99"/>
+    <w:bookmarkEnd w:id="100"/>
     <w:bookmarkEnd w:id="101"/>
-    <w:bookmarkEnd w:id="102"/>
-    <w:bookmarkEnd w:id="103"/>
     <w:sectPr>
       <w:footerReference r:id="rId9" w:type="default"/>
       <w:headerReference r:id="rId10" w:type="default"/>
